--- a/video-film-editing/output/05 3.3b Nota Pembelajaran (Kertas Penerangan)/CU C01-C05/3.3b-21 Nota Pembelajaran C05-W01 Import Edit-Decision-List (EDL) (IT-072).docx
+++ b/video-film-editing/output/05 3.3b Nota Pembelajaran (Kertas Penerangan)/CU C01-C05/3.3b-21 Nota Pembelajaran C05-W01 Import Edit-Decision-List (EDL) (IT-072).docx
@@ -716,36 +716,280 @@
     </w:p>
     <w:p>
       <w:r>
-        <w:t>Peringkat online visual editing bermula selepas offline edit disahkan (locked), apabila Edit-Decision-List (EDL) atau format setara (XML/AAF) digunakan untuk membawa keputusan cut dan dissolve daripada offline edit ke persekitaran resolusi tinggi. Bergantung kepada workflow syarikat, terdapat tiga kaedah utama untuk mendapatkan visual beresolusi tinggi (hi-res) semasa conform:</w:t>
-      </w:r>
-    </w:p>
-    <w:p>
-      <w:pPr>
-        <w:pStyle w:val="ListParagraph"/>
-      </w:pPr>
-      <w:r>
-        <w:t>• Negative cutting for online — kaedah legasi dari era filem, di mana filem negatif asal dipotong secara fizikal mengikut EDL yang dijana daripada offline (biasanya dari telecine transfer). Walaupun jarang digunakan pada projek digital sepenuhnya, konsep ini penting untuk memahami asas EDL kerana banyak istilah moden (seperti "conform") berasal daripadanya.</w:t>
-      </w:r>
-    </w:p>
-    <w:p>
-      <w:pPr>
-        <w:pStyle w:val="ListParagraph"/>
-      </w:pPr>
-      <w:r>
-        <w:t>• Digitising HD tape for online — footage asal disimpan dalam tape format HD (contohnya HDCAM, Digital Betacam); editor perlu men-digitise semula bahagian yang diperlukan sahaja (berdasarkan timecode dalam EDL) pada resolusi penuh untuk online, berbanding proxy resolusi rendah yang digunakan semasa offline.</w:t>
-      </w:r>
-    </w:p>
-    <w:p>
-      <w:pPr>
-        <w:pStyle w:val="ListParagraph"/>
-      </w:pPr>
-      <w:r>
-        <w:t>• Reconnect AV clips (Tapeless) — pada workflow tapeless moden (rakaman terus ke kad memori/SSD), proses "reconnect" atau "relink" digunakan untuk menggantikan klip proxy resolusi rendah dalam timeline offline dengan fail media asal beresolusi penuh, menggunakan metadata timecode dan nama fail sebagai rujukan padanan.</w:t>
+        <w:rPr>
+          <w:b/>
+          <w:sz w:val="26"/>
+        </w:rPr>
+        <w:t>Objektif Pembelajaran</w:t>
       </w:r>
     </w:p>
     <w:p>
       <w:r>
-        <w:t>Pemilihan kaedah bergantung kepada format sumber asal projek. Editor mesti terlebih dahulu mengenal pasti perisian dan perkakasan (software and hardware) yang sesuai — contohnya NLE (Non-Linear Editor) yang menyokong import EDL/XML/AAF, storan berkelajuan tinggi untuk media resolusi penuh, dan alat conform khusus jika diperlukan. Kesilapan biasa pada peringkat ini ialah mengabaikan perbezaan frame rate atau codec antara proxy dan media asal, yang menyebabkan klip tidak sepadan (offline mismatch) semasa reconnect.</w:t>
+        <w:t>Selepas mempelajari topik ini, pelatih dapat:</w:t>
+      </w:r>
+    </w:p>
+    <w:p>
+      <w:pPr>
+        <w:pStyle w:val="ListParagraph"/>
+      </w:pPr>
+      <w:r>
+        <w:t>• Mengenal pasti tiga kaedah mendapatkan visual hi-res semasa conform.</w:t>
+      </w:r>
+    </w:p>
+    <w:p>
+      <w:pPr>
+        <w:pStyle w:val="ListParagraph"/>
+      </w:pPr>
+      <w:r>
+        <w:t>• Menjelaskan perbezaan antara negative cutting, digitising HD tape, dan reconnect tapeless.</w:t>
+      </w:r>
+    </w:p>
+    <w:p>
+      <w:pPr>
+        <w:pStyle w:val="ListParagraph"/>
+      </w:pPr>
+      <w:r>
+        <w:t>• Menentukan kaedah yang sesuai berdasarkan format sumber projek.</w:t>
+      </w:r>
+    </w:p>
+    <w:p>
+      <w:pPr>
+        <w:pStyle w:val="ListParagraph"/>
+      </w:pPr>
+      <w:r>
+        <w:t>• Mengenal pasti perisian dan perkakasan (software and hardware) yang diperlukan untuk conform.</w:t>
+      </w:r>
+    </w:p>
+    <w:p>
+      <w:r>
+        <w:rPr>
+          <w:b/>
+          <w:sz w:val="26"/>
+        </w:rPr>
+        <w:t>1. Peringkat online visual editing dan peranan EDL</w:t>
+      </w:r>
+    </w:p>
+    <w:p>
+      <w:r>
+        <w:t>Peringkat online visual editing bermula selepas offline edit disahkan (locked), apabila Edit-Decision-List (EDL) atau format setara (XML/AAF) digunakan untuk membawa keputusan cut dan dissolve daripada offline edit ke persekitaran resolusi tinggi.</w:t>
+      </w:r>
+    </w:p>
+    <w:p>
+      <w:r>
+        <w:rPr>
+          <w:b/>
+          <w:sz w:val="26"/>
+        </w:rPr>
+        <w:t>2. Tiga kaedah mendapatkan visual hi-res</w:t>
+      </w:r>
+    </w:p>
+    <w:tbl>
+      <w:tblPr>
+        <w:tblStyle w:val="TableGrid"/>
+        <w:tblW w:type="auto" w:w="0"/>
+        <w:tblLook w:firstColumn="1" w:firstRow="1" w:lastColumn="0" w:lastRow="0" w:noHBand="0" w:noVBand="1" w:val="04A0"/>
+      </w:tblPr>
+      <w:tblGrid>
+        <w:gridCol w:w="2328"/>
+        <w:gridCol w:w="2328"/>
+        <w:gridCol w:w="2328"/>
+        <w:gridCol w:w="2328"/>
+      </w:tblGrid>
+      <w:tr>
+        <w:tc>
+          <w:tcPr>
+            <w:tcW w:type="dxa" w:w="2328"/>
+          </w:tcPr>
+          <w:p>
+            <w:r>
+              <w:t>Kaedah</w:t>
+            </w:r>
+          </w:p>
+        </w:tc>
+        <w:tc>
+          <w:tcPr>
+            <w:tcW w:type="dxa" w:w="2328"/>
+          </w:tcPr>
+          <w:p>
+            <w:r>
+              <w:t>Sumber Media</w:t>
+            </w:r>
+          </w:p>
+        </w:tc>
+        <w:tc>
+          <w:tcPr>
+            <w:tcW w:type="dxa" w:w="2328"/>
+          </w:tcPr>
+          <w:p>
+            <w:r>
+              <w:t>Ciri Utama</w:t>
+            </w:r>
+          </w:p>
+        </w:tc>
+        <w:tc>
+          <w:tcPr>
+            <w:tcW w:type="dxa" w:w="2328"/>
+          </w:tcPr>
+          <w:p>
+            <w:r>
+              <w:t>Kesesuaian</w:t>
+            </w:r>
+          </w:p>
+        </w:tc>
+      </w:tr>
+      <w:tr>
+        <w:tc>
+          <w:tcPr>
+            <w:tcW w:type="dxa" w:w="2328"/>
+          </w:tcPr>
+          <w:p>
+            <w:r>
+              <w:t>Negative cutting for online</w:t>
+            </w:r>
+          </w:p>
+        </w:tc>
+        <w:tc>
+          <w:tcPr>
+            <w:tcW w:type="dxa" w:w="2328"/>
+          </w:tcPr>
+          <w:p>
+            <w:r>
+              <w:t>Filem negatif fizikal</w:t>
+            </w:r>
+          </w:p>
+        </w:tc>
+        <w:tc>
+          <w:tcPr>
+            <w:tcW w:type="dxa" w:w="2328"/>
+          </w:tcPr>
+          <w:p>
+            <w:r>
+              <w:t>Kaedah legasi era filem; filem dipotong mengikut EDL daripada telecine transfer</w:t>
+            </w:r>
+          </w:p>
+        </w:tc>
+        <w:tc>
+          <w:tcPr>
+            <w:tcW w:type="dxa" w:w="2328"/>
+          </w:tcPr>
+          <w:p>
+            <w:r>
+              <w:t>Projek filem legasi; asas istilah "conform"</w:t>
+            </w:r>
+          </w:p>
+        </w:tc>
+      </w:tr>
+      <w:tr>
+        <w:tc>
+          <w:tcPr>
+            <w:tcW w:type="dxa" w:w="2328"/>
+          </w:tcPr>
+          <w:p>
+            <w:r>
+              <w:t>Digitising HD tape for online</w:t>
+            </w:r>
+          </w:p>
+        </w:tc>
+        <w:tc>
+          <w:tcPr>
+            <w:tcW w:type="dxa" w:w="2328"/>
+          </w:tcPr>
+          <w:p>
+            <w:r>
+              <w:t>Tape HD (HDCAM, Digital Betacam)</w:t>
+            </w:r>
+          </w:p>
+        </w:tc>
+        <w:tc>
+          <w:tcPr>
+            <w:tcW w:type="dxa" w:w="2328"/>
+          </w:tcPr>
+          <w:p>
+            <w:r>
+              <w:t>Digitise semula bahagian diperlukan pada resolusi penuh berdasarkan timecode EDL</w:t>
+            </w:r>
+          </w:p>
+        </w:tc>
+        <w:tc>
+          <w:tcPr>
+            <w:tcW w:type="dxa" w:w="2328"/>
+          </w:tcPr>
+          <w:p>
+            <w:r>
+              <w:t>Projek tape-based</w:t>
+            </w:r>
+          </w:p>
+        </w:tc>
+      </w:tr>
+      <w:tr>
+        <w:tc>
+          <w:tcPr>
+            <w:tcW w:type="dxa" w:w="2328"/>
+          </w:tcPr>
+          <w:p>
+            <w:r>
+              <w:t>Reconnect AV clips (Tapeless)</w:t>
+            </w:r>
+          </w:p>
+        </w:tc>
+        <w:tc>
+          <w:tcPr>
+            <w:tcW w:type="dxa" w:w="2328"/>
+          </w:tcPr>
+          <w:p>
+            <w:r>
+              <w:t>Kad memori / SSD</w:t>
+            </w:r>
+          </w:p>
+        </w:tc>
+        <w:tc>
+          <w:tcPr>
+            <w:tcW w:type="dxa" w:w="2328"/>
+          </w:tcPr>
+          <w:p>
+            <w:r>
+              <w:t>"Reconnect"/"relink" proxy resolusi rendah dengan media asal hi-res guna metadata timecode/nama fail</w:t>
+            </w:r>
+          </w:p>
+        </w:tc>
+        <w:tc>
+          <w:tcPr>
+            <w:tcW w:type="dxa" w:w="2328"/>
+          </w:tcPr>
+          <w:p>
+            <w:r>
+              <w:t>Workflow tapeless moden</w:t>
+            </w:r>
+          </w:p>
+        </w:tc>
+      </w:tr>
+    </w:tbl>
+    <w:p>
+      <w:r>
+        <w:rPr>
+          <w:b/>
+          <w:sz w:val="26"/>
+        </w:rPr>
+        <w:t>3. Persediaan perisian dan perkakasan</w:t>
+      </w:r>
+    </w:p>
+    <w:p>
+      <w:r>
+        <w:t>Editor mesti terlebih dahulu mengenal pasti perisian dan perkakasan (software and hardware) yang sesuai — contohnya NLE (Non-Linear Editor) yang menyokong import EDL/XML/AAF, storan berkelajuan tinggi untuk media resolusi penuh, dan alat conform khusus jika diperlukan. Kesilapan biasa pada peringkat ini ialah mengabaikan perbezaan frame rate atau codec antara proxy dan media asal, yang menyebabkan klip tidak sepadan (offline mismatch) semasa reconnect.</w:t>
+      </w:r>
+    </w:p>
+    <w:p>
+      <w:r>
+        <w:rPr>
+          <w:b/>
+          <w:sz w:val="26"/>
+        </w:rPr>
+        <w:t>4. Rumusan</w:t>
+      </w:r>
+    </w:p>
+    <w:p>
+      <w:r>
+        <w:t>Pemilihan kaedah conform (negative cutting, digitising tape, atau reconnect tapeless) bergantung sepenuhnya kepada format sumber asal projek. Ketepatan mengenal pasti perisian/perkakasan yang betul di peringkat awal ini mengelakkan masalah offline mismatch di kemudian hari.</w:t>
       </w:r>
     </w:p>
     <w:p>
@@ -759,7 +1003,71 @@
     </w:p>
     <w:p>
       <w:r>
+        <w:rPr>
+          <w:b/>
+          <w:sz w:val="26"/>
+        </w:rPr>
+        <w:t>Objektif Pembelajaran</w:t>
+      </w:r>
+    </w:p>
+    <w:p>
+      <w:r>
+        <w:t>Selepas mempelajari topik ini, pelatih dapat:</w:t>
+      </w:r>
+    </w:p>
+    <w:p>
+      <w:pPr>
+        <w:pStyle w:val="ListParagraph"/>
+      </w:pPr>
+      <w:r>
+        <w:t>• Menjelaskan format dan fungsi timecode dalam EDL.</w:t>
+      </w:r>
+    </w:p>
+    <w:p>
+      <w:pPr>
+        <w:pStyle w:val="ListParagraph"/>
+      </w:pPr>
+      <w:r>
+        <w:t>• Membezakan drop frame dan non-drop frame timecode.</w:t>
+      </w:r>
+    </w:p>
+    <w:p>
+      <w:pPr>
+        <w:pStyle w:val="ListParagraph"/>
+      </w:pPr>
+      <w:r>
+        <w:t>• Menyemak sequence timeline berdasarkan keperluan resolusi visual.</w:t>
+      </w:r>
+    </w:p>
+    <w:p>
+      <w:pPr>
+        <w:pStyle w:val="ListParagraph"/>
+      </w:pPr>
+      <w:r>
+        <w:t>• Mengesahkan sequence timeline sepadan dengan susunan cut offline yang diluluskan.</w:t>
+      </w:r>
+    </w:p>
+    <w:p>
+      <w:r>
+        <w:rPr>
+          <w:b/>
+          <w:sz w:val="26"/>
+        </w:rPr>
+        <w:t>1. Definisi dan format timecode</w:t>
+      </w:r>
+    </w:p>
+    <w:p>
+      <w:r>
         <w:t>Timecode ialah label masa yang unik bagi setiap frame dalam rakaman video, biasanya dalam format Jam:Minit:Saat:Frame (contohnya 01:23:45:12). EDL menyenaraikan setiap cut dalam sequence sebagai pasangan timecode masuk (in-point) dan keluar (out-point) bagi setiap klip sumber, serta kedudukannya pada timeline sequence akhir (record timecode).</w:t>
+      </w:r>
+    </w:p>
+    <w:p>
+      <w:r>
+        <w:rPr>
+          <w:b/>
+          <w:sz w:val="26"/>
+        </w:rPr>
+        <w:t>2. Semakan semasa import EDL</w:t>
       </w:r>
     </w:p>
     <w:p>
@@ -793,7 +1101,30 @@
     </w:p>
     <w:p>
       <w:r>
-        <w:t>Ketepatan timecode adalah kritikal — walaupun kesilapan satu frame sahaja boleh menyebabkan audio dan visual tidak segerak (sync) selepas conform, terutamanya pada projek dengan banyak trek audio berasingan.</w:t>
+        <w:rPr>
+          <w:b/>
+          <w:sz w:val="26"/>
+        </w:rPr>
+        <w:t>3. Contoh studio: kesan kesilapan timecode</w:t>
+      </w:r>
+    </w:p>
+    <w:p>
+      <w:r>
+        <w:t>Dalam suite online sebenar, kesilapan satu frame sahaja pada timecode boleh menyebabkan audio dan visual tidak segerak (sync) selepas conform, terutamanya pada projek dengan banyak trek audio berasingan — editor perlu menjalankan semakan sync spot-check pada beberapa titik sepanjang sequence sebelum meneruskan kerja.</w:t>
+      </w:r>
+    </w:p>
+    <w:p>
+      <w:r>
+        <w:rPr>
+          <w:b/>
+          <w:sz w:val="26"/>
+        </w:rPr>
+        <w:t>4. Rumusan</w:t>
+      </w:r>
+    </w:p>
+    <w:p>
+      <w:r>
+        <w:t>Ketepatan timecode — termasuk jenis drop/non-drop frame — adalah kritikal kepada kejayaan proses import EDL; sebarang percanggahan mesti dikesan dan diselaraskan sebelum sequence disahkan.</w:t>
       </w:r>
     </w:p>
     <w:p>
@@ -807,15 +1138,16 @@
     </w:p>
     <w:p>
       <w:r>
-        <w:t>Tempoh (duration) keseluruhan sequence online mestilah sepadan dengan tempoh offline edit yang telah disahkan oleh Director, kecuali terdapat perubahan yang dipersetujui secara rasmi. Langkah pengesahan tempoh termasuk:</w:t>
+        <w:rPr>
+          <w:b/>
+          <w:sz w:val="26"/>
+        </w:rPr>
+        <w:t>Objektif Pembelajaran</w:t>
       </w:r>
     </w:p>
     <w:p>
-      <w:pPr>
-        <w:pStyle w:val="ListParagraph"/>
-      </w:pPr>
       <w:r>
-        <w:t>• Membandingkan jumlah tempoh (total running time, TRT) sequence online dengan rekod tempoh offline dalam borang analisis projek (rujuk P01/P03).</w:t>
+        <w:t>Selepas mempelajari topik ini, pelatih dapat:</w:t>
       </w:r>
     </w:p>
     <w:p>
@@ -823,7 +1155,7 @@
         <w:pStyle w:val="ListParagraph"/>
       </w:pPr>
       <w:r>
-        <w:t>• Menyemak setiap segmen (contohnya per-scene atau per-reel bagi projek panjang) untuk mengesan sebarang gap atau overlap yang mungkin terhasil semasa proses reconnect.</w:t>
+        <w:t>• Menentukan footage resolusi tinggi (hi-res) mengikut keperluan projek.</w:t>
       </w:r>
     </w:p>
     <w:p>
@@ -831,12 +1163,79 @@
         <w:pStyle w:val="ListParagraph"/>
       </w:pPr>
       <w:r>
-        <w:t>• Melakukan fine trimming — pelarasan kecil pada in/out point klip individu — untuk memastikan transisi kekal lancar selepas media resolusi penuh digunakan, kerana kadangkala frame tambahan pada hujung klip proxy tiada pada media asal.</w:t>
+        <w:t>• Mengesahkan sequence timeline dan tempoh (duration) mengikut keperluan projek.</w:t>
+      </w:r>
+    </w:p>
+    <w:p>
+      <w:pPr>
+        <w:pStyle w:val="ListParagraph"/>
+      </w:pPr>
+      <w:r>
+        <w:t>• Mengenal pasti gap atau overlap yang terhasil semasa reconnect.</w:t>
+      </w:r>
+    </w:p>
+    <w:p>
+      <w:pPr>
+        <w:pStyle w:val="ListParagraph"/>
+      </w:pPr>
+      <w:r>
+        <w:t>• Melakukan fine trimming untuk mengekalkan ketepatan tempoh sequence.</w:t>
+      </w:r>
+    </w:p>
+    <w:p>
+      <w:r>
+        <w:rPr>
+          <w:b/>
+          <w:sz w:val="26"/>
+        </w:rPr>
+        <w:t>1. Pengesahan tempoh keseluruhan</w:t>
+      </w:r>
+    </w:p>
+    <w:p>
+      <w:r>
+        <w:t>Tempoh (duration) keseluruhan sequence online mestilah sepadan dengan tempoh offline edit yang telah disahkan oleh Director, kecuali terdapat perubahan yang dipersetujui secara rasmi. Langkah pengesahan tempoh termasuk membandingkan jumlah tempoh (total running time, TRT) sequence online dengan rekod tempoh offline dalam borang analisis projek (rujuk P01/P03), dan menyemak setiap segmen (contohnya per-scene atau per-reel bagi projek panjang) untuk mengesan sebarang gap atau overlap.</w:t>
+      </w:r>
+    </w:p>
+    <w:p>
+      <w:r>
+        <w:rPr>
+          <w:b/>
+          <w:sz w:val="26"/>
+        </w:rPr>
+        <w:t>2. Fine trimming</w:t>
+      </w:r>
+    </w:p>
+    <w:p>
+      <w:r>
+        <w:t>Fine trimming — pelarasan kecil pada in/out point klip individu — memastikan transisi kekal lancar selepas media resolusi penuh digunakan, kerana kadangkala frame tambahan pada hujung klip proxy tiada pada media asal.</w:t>
+      </w:r>
+    </w:p>
+    <w:p>
+      <w:r>
+        <w:rPr>
+          <w:b/>
+          <w:sz w:val="26"/>
+        </w:rPr>
+        <w:t>3. Persembahan untuk pengesahan</w:t>
       </w:r>
     </w:p>
     <w:p>
       <w:r>
         <w:t>Selepas semua langkah di atas selesai, editor mempersembahkan EDL yang telah diimport dan sequence yang telah dikonform kepada penyelia untuk pengesahan sebelum meneruskan ke WA seterusnya (menambah elemen visual).</w:t>
+      </w:r>
+    </w:p>
+    <w:p>
+      <w:r>
+        <w:rPr>
+          <w:b/>
+          <w:sz w:val="26"/>
+        </w:rPr>
+        <w:t>4. Rumusan</w:t>
+      </w:r>
+    </w:p>
+    <w:p>
+      <w:r>
+        <w:t>Pengesahan tempoh dan fine trimming memastikan sequence online kekal setia kepada offline edit yang diluluskan, sambil membetulkan sebarang percanggahan kecil yang timbul akibat perbezaan media proxy dan media asal.</w:t>
       </w:r>
     </w:p>
     <w:p>

--- a/video-film-editing/output/05 3.3b Nota Pembelajaran (Kertas Penerangan)/CU C01-C05/3.3b-21 Nota Pembelajaran C05-W01 Import Edit-Decision-List (EDL) (IT-072).docx
+++ b/video-film-editing/output/05 3.3b Nota Pembelajaran (Kertas Penerangan)/CU C01-C05/3.3b-21 Nota Pembelajaran C05-W01 Import Edit-Decision-List (EDL) (IT-072).docx
@@ -4,8 +4,9 @@
   <w:body>
     <w:tbl>
       <w:tblPr>
+        <w:tblStyle w:val="TableGrid"/>
         <w:tblW w:w="9699" w:type="dxa"/>
-        <w:tblLayout w:type="fixed"/>
+        <w:tblLayout w:type="autofit"/>
         <w:tblLook w:val="0000" w:firstRow="0" w:lastRow="0" w:firstColumn="0" w:lastColumn="0" w:noHBand="0" w:noVBand="0"/>
       </w:tblPr>
       <w:tblGrid>
@@ -17,6 +18,8 @@
       <w:tr>
         <w:trPr>
           <w:trHeight w:val="3230"/>
+          <w:tblHeader w:val="true"/>
+          <w:cantSplit w:val="true"/>
         </w:trPr>
         <w:tc>
           <w:tcPr>
@@ -26,6 +29,13 @@
               <w:left w:val="single" w:sz="4" w:space="0" w:color="auto"/>
               <w:bottom w:val="single" w:sz="4" w:space="0" w:color="000000"/>
             </w:tcBorders>
+            <w:tcMar>
+              <w:top w:w="57" w:type="dxa"/>
+              <w:left w:w="57" w:type="dxa"/>
+              <w:bottom w:w="57" w:type="dxa"/>
+              <w:right w:w="57" w:type="dxa"/>
+            </w:tcMar>
+            <w:shd w:val="clear" w:color="auto" w:fill="D9D9D9"/>
           </w:tcPr>
           <w:p>
             <w:pPr>
@@ -60,6 +70,27 @@
               <w:bottom w:val="single" w:sz="4" w:space="0" w:color="000000"/>
               <w:right w:val="single" w:sz="4" w:space="0" w:color="auto"/>
             </w:tcBorders>
+            <w:tcMar>
+              <w:top w:w="57" w:type="dxa"/>
+              <w:left w:w="57" w:type="dxa"/>
+              <w:bottom w:w="57" w:type="dxa"/>
+              <w:right w:w="57" w:type="dxa"/>
+            </w:tcMar>
+            <w:shd w:val="clear" w:color="auto" w:fill="D9D9D9"/>
+            <w:tcMar>
+              <w:top w:w="57" w:type="dxa"/>
+              <w:left w:w="57" w:type="dxa"/>
+              <w:bottom w:w="57" w:type="dxa"/>
+              <w:right w:w="57" w:type="dxa"/>
+            </w:tcMar>
+            <w:shd w:val="clear" w:color="auto" w:fill="D9D9D9"/>
+            <w:tcMar>
+              <w:top w:w="57" w:type="dxa"/>
+              <w:left w:w="57" w:type="dxa"/>
+              <w:bottom w:w="57" w:type="dxa"/>
+              <w:right w:w="57" w:type="dxa"/>
+            </w:tcMar>
+            <w:shd w:val="clear" w:color="auto" w:fill="D9D9D9"/>
           </w:tcPr>
           <w:p>
             <w:pPr>
@@ -71,7 +102,11 @@
             </w:pPr>
             <w:r>
               <w:rPr>
+                <w:rFonts w:ascii="Arial" w:hAnsi="Arial" w:cs="Arial"/>
+                <w:b/>
                 <w:noProof/>
+                <w:color w:val="000000"/>
+                <w:sz w:val="20"/>
               </w:rPr>
               <w:pict w14:anchorId="1A6FD23B">
                 <v:shapetype id="_x0000_t202" coordsize="21600,21600" o:spt="202" path="m,l,21600r21600,l21600,xe">
@@ -259,6 +294,7 @@
       <w:tr>
         <w:trPr>
           <w:trHeight w:val="971"/>
+          <w:cantSplit w:val="true"/>
         </w:trPr>
         <w:tc>
           <w:tcPr>
@@ -269,6 +305,12 @@
               <w:bottom w:val="single" w:sz="4" w:space="0" w:color="000000"/>
             </w:tcBorders>
             <w:vAlign w:val="center"/>
+            <w:tcMar>
+              <w:top w:w="57" w:type="dxa"/>
+              <w:left w:w="57" w:type="dxa"/>
+              <w:bottom w:w="57" w:type="dxa"/>
+              <w:right w:w="57" w:type="dxa"/>
+            </w:tcMar>
           </w:tcPr>
           <w:p>
             <w:pPr>
@@ -284,6 +326,8 @@
               <w:rPr>
                 <w:rFonts w:ascii="Arial" w:eastAsia="Arial" w:hAnsi="Arial" w:cs="Arial"/>
                 <w:b/>
+                <w:color w:val="000000"/>
+                <w:sz w:val="20"/>
               </w:rPr>
               <w:t xml:space="preserve">KOD NAMA DAN PROGRAM / </w:t>
             </w:r>
@@ -291,6 +335,8 @@
               <w:rPr>
                 <w:rFonts w:ascii="Arial" w:eastAsia="Arial" w:hAnsi="Arial" w:cs="Arial"/>
                 <w:i/>
+                <w:color w:val="000000"/>
+                <w:sz w:val="20"/>
               </w:rPr>
               <w:t>PROGRAM CODE AND NAME</w:t>
             </w:r>
@@ -307,9 +353,32 @@
               <w:right w:val="single" w:sz="4" w:space="0" w:color="auto"/>
             </w:tcBorders>
             <w:vAlign w:val="center"/>
+            <w:tcMar>
+              <w:top w:w="57" w:type="dxa"/>
+              <w:left w:w="57" w:type="dxa"/>
+              <w:bottom w:w="57" w:type="dxa"/>
+              <w:right w:w="57" w:type="dxa"/>
+            </w:tcMar>
+            <w:tcMar>
+              <w:top w:w="57" w:type="dxa"/>
+              <w:left w:w="57" w:type="dxa"/>
+              <w:bottom w:w="57" w:type="dxa"/>
+              <w:right w:w="57" w:type="dxa"/>
+            </w:tcMar>
+            <w:tcMar>
+              <w:top w:w="57" w:type="dxa"/>
+              <w:left w:w="57" w:type="dxa"/>
+              <w:bottom w:w="57" w:type="dxa"/>
+              <w:right w:w="57" w:type="dxa"/>
+            </w:tcMar>
           </w:tcPr>
           <w:p>
             <w:r>
+              <w:rPr>
+                <w:rFonts w:ascii="Arial" w:hAnsi="Arial" w:cs="Arial"/>
+                <w:color w:val="000000"/>
+                <w:sz w:val="20"/>
+              </w:rPr>
               <w:t>IT-072-3:2012</w:t>
             </w:r>
           </w:p>
@@ -318,6 +387,7 @@
       <w:tr>
         <w:trPr>
           <w:trHeight w:val="1160"/>
+          <w:cantSplit w:val="true"/>
         </w:trPr>
         <w:tc>
           <w:tcPr>
@@ -328,6 +398,12 @@
               <w:bottom w:val="single" w:sz="4" w:space="0" w:color="000000"/>
             </w:tcBorders>
             <w:vAlign w:val="center"/>
+            <w:tcMar>
+              <w:top w:w="57" w:type="dxa"/>
+              <w:left w:w="57" w:type="dxa"/>
+              <w:bottom w:w="57" w:type="dxa"/>
+              <w:right w:w="57" w:type="dxa"/>
+            </w:tcMar>
           </w:tcPr>
           <w:p>
             <w:pPr>
@@ -360,12 +436,16 @@
               <w:rPr>
                 <w:rFonts w:ascii="Arial" w:eastAsia="Arial" w:hAnsi="Arial" w:cs="Arial"/>
                 <w:b/>
+                <w:color w:val="000000"/>
+                <w:sz w:val="20"/>
               </w:rPr>
               <w:t xml:space="preserve">TAHAP / </w:t>
             </w:r>
             <w:r>
               <w:rPr>
                 <w:rFonts w:ascii="Arial" w:eastAsia="Arial" w:hAnsi="Arial" w:cs="Arial"/>
+                <w:color w:val="000000"/>
+                <w:sz w:val="20"/>
               </w:rPr>
               <w:t>LEVEL</w:t>
             </w:r>
@@ -382,9 +462,32 @@
               <w:right w:val="single" w:sz="4" w:space="0" w:color="auto"/>
             </w:tcBorders>
             <w:vAlign w:val="center"/>
+            <w:tcMar>
+              <w:top w:w="57" w:type="dxa"/>
+              <w:left w:w="57" w:type="dxa"/>
+              <w:bottom w:w="57" w:type="dxa"/>
+              <w:right w:w="57" w:type="dxa"/>
+            </w:tcMar>
+            <w:tcMar>
+              <w:top w:w="57" w:type="dxa"/>
+              <w:left w:w="57" w:type="dxa"/>
+              <w:bottom w:w="57" w:type="dxa"/>
+              <w:right w:w="57" w:type="dxa"/>
+            </w:tcMar>
+            <w:tcMar>
+              <w:top w:w="57" w:type="dxa"/>
+              <w:left w:w="57" w:type="dxa"/>
+              <w:bottom w:w="57" w:type="dxa"/>
+              <w:right w:w="57" w:type="dxa"/>
+            </w:tcMar>
           </w:tcPr>
           <w:p>
             <w:r>
+              <w:rPr>
+                <w:rFonts w:ascii="Arial" w:hAnsi="Arial" w:cs="Arial"/>
+                <w:color w:val="000000"/>
+                <w:sz w:val="20"/>
+              </w:rPr>
               <w:t>3</w:t>
             </w:r>
           </w:p>
@@ -393,6 +496,7 @@
       <w:tr>
         <w:trPr>
           <w:trHeight w:val="1169"/>
+          <w:cantSplit w:val="true"/>
         </w:trPr>
         <w:tc>
           <w:tcPr>
@@ -403,6 +507,12 @@
               <w:bottom w:val="single" w:sz="4" w:space="0" w:color="000000"/>
             </w:tcBorders>
             <w:vAlign w:val="center"/>
+            <w:tcMar>
+              <w:top w:w="57" w:type="dxa"/>
+              <w:left w:w="57" w:type="dxa"/>
+              <w:bottom w:w="57" w:type="dxa"/>
+              <w:right w:w="57" w:type="dxa"/>
+            </w:tcMar>
           </w:tcPr>
           <w:p>
             <w:pPr>
@@ -437,6 +547,8 @@
               <w:rPr>
                 <w:rFonts w:ascii="Arial" w:eastAsia="Arial" w:hAnsi="Arial" w:cs="Arial"/>
                 <w:b/>
+                <w:color w:val="000000"/>
+                <w:sz w:val="20"/>
               </w:rPr>
               <w:t>NO DAN TAJUK UNIT KOMPETENSI /</w:t>
             </w:r>
@@ -444,6 +556,8 @@
               <w:rPr>
                 <w:rFonts w:ascii="Arial" w:eastAsia="Arial" w:hAnsi="Arial" w:cs="Arial"/>
                 <w:i/>
+                <w:color w:val="000000"/>
+                <w:sz w:val="20"/>
               </w:rPr>
               <w:t xml:space="preserve"> COMPETENCY UNIT CODE AND TITLE</w:t>
             </w:r>
@@ -460,9 +574,32 @@
               <w:right w:val="single" w:sz="4" w:space="0" w:color="auto"/>
             </w:tcBorders>
             <w:vAlign w:val="center"/>
+            <w:tcMar>
+              <w:top w:w="57" w:type="dxa"/>
+              <w:left w:w="57" w:type="dxa"/>
+              <w:bottom w:w="57" w:type="dxa"/>
+              <w:right w:w="57" w:type="dxa"/>
+            </w:tcMar>
+            <w:tcMar>
+              <w:top w:w="57" w:type="dxa"/>
+              <w:left w:w="57" w:type="dxa"/>
+              <w:bottom w:w="57" w:type="dxa"/>
+              <w:right w:w="57" w:type="dxa"/>
+            </w:tcMar>
+            <w:tcMar>
+              <w:top w:w="57" w:type="dxa"/>
+              <w:left w:w="57" w:type="dxa"/>
+              <w:bottom w:w="57" w:type="dxa"/>
+              <w:right w:w="57" w:type="dxa"/>
+            </w:tcMar>
           </w:tcPr>
           <w:p>
             <w:r>
+              <w:rPr>
+                <w:rFonts w:ascii="Arial" w:hAnsi="Arial" w:cs="Arial"/>
+                <w:color w:val="000000"/>
+                <w:sz w:val="20"/>
+              </w:rPr>
               <w:t>IT-072-3:2012-C05 / ONLINE VISUAL EDITING</w:t>
             </w:r>
           </w:p>
@@ -471,6 +608,7 @@
       <w:tr>
         <w:trPr>
           <w:trHeight w:val="2910"/>
+          <w:cantSplit w:val="true"/>
         </w:trPr>
         <w:tc>
           <w:tcPr>
@@ -481,6 +619,12 @@
               <w:bottom w:val="single" w:sz="4" w:space="0" w:color="000000"/>
             </w:tcBorders>
             <w:vAlign w:val="center"/>
+            <w:tcMar>
+              <w:top w:w="57" w:type="dxa"/>
+              <w:left w:w="57" w:type="dxa"/>
+              <w:bottom w:w="57" w:type="dxa"/>
+              <w:right w:w="57" w:type="dxa"/>
+            </w:tcMar>
           </w:tcPr>
           <w:p>
             <w:pPr>
@@ -499,6 +643,8 @@
               <w:rPr>
                 <w:rFonts w:ascii="Arial" w:eastAsia="Arial" w:hAnsi="Arial" w:cs="Arial"/>
                 <w:b/>
+                <w:color w:val="000000"/>
+                <w:sz w:val="20"/>
               </w:rPr>
               <w:t xml:space="preserve">NO DAN PENYATAAN AKTIVITI / </w:t>
             </w:r>
@@ -506,6 +652,8 @@
               <w:rPr>
                 <w:rFonts w:ascii="Arial" w:eastAsia="Arial" w:hAnsi="Arial" w:cs="Arial"/>
                 <w:i/>
+                <w:color w:val="000000"/>
+                <w:sz w:val="20"/>
               </w:rPr>
               <w:t>WORK ACTIVITIES NO. AND STATEMENT</w:t>
             </w:r>
@@ -522,9 +670,32 @@
               <w:right w:val="single" w:sz="4" w:space="0" w:color="auto"/>
             </w:tcBorders>
             <w:vAlign w:val="center"/>
+            <w:tcMar>
+              <w:top w:w="57" w:type="dxa"/>
+              <w:left w:w="57" w:type="dxa"/>
+              <w:bottom w:w="57" w:type="dxa"/>
+              <w:right w:w="57" w:type="dxa"/>
+            </w:tcMar>
+            <w:tcMar>
+              <w:top w:w="57" w:type="dxa"/>
+              <w:left w:w="57" w:type="dxa"/>
+              <w:bottom w:w="57" w:type="dxa"/>
+              <w:right w:w="57" w:type="dxa"/>
+            </w:tcMar>
+            <w:tcMar>
+              <w:top w:w="57" w:type="dxa"/>
+              <w:left w:w="57" w:type="dxa"/>
+              <w:bottom w:w="57" w:type="dxa"/>
+              <w:right w:w="57" w:type="dxa"/>
+            </w:tcMar>
           </w:tcPr>
           <w:p>
             <w:r>
+              <w:rPr>
+                <w:rFonts w:ascii="Arial" w:hAnsi="Arial" w:cs="Arial"/>
+                <w:color w:val="000000"/>
+                <w:sz w:val="20"/>
+              </w:rPr>
               <w:t>W01 — Import Edit-Decision-List (EDL)</w:t>
             </w:r>
           </w:p>
@@ -533,6 +704,7 @@
       <w:tr>
         <w:trPr>
           <w:trHeight w:val="755"/>
+          <w:cantSplit w:val="true"/>
         </w:trPr>
         <w:tc>
           <w:tcPr>
@@ -543,6 +715,12 @@
               <w:bottom w:val="single" w:sz="4" w:space="0" w:color="auto"/>
             </w:tcBorders>
             <w:vAlign w:val="center"/>
+            <w:tcMar>
+              <w:top w:w="57" w:type="dxa"/>
+              <w:left w:w="57" w:type="dxa"/>
+              <w:bottom w:w="57" w:type="dxa"/>
+              <w:right w:w="57" w:type="dxa"/>
+            </w:tcMar>
           </w:tcPr>
           <w:p>
             <w:pPr>
@@ -576,6 +754,8 @@
               <w:rPr>
                 <w:rFonts w:ascii="Arial" w:eastAsia="Arial" w:hAnsi="Arial" w:cs="Arial"/>
                 <w:b/>
+                <w:color w:val="000000"/>
+                <w:sz w:val="20"/>
               </w:rPr>
               <w:t>NO</w:t>
             </w:r>
@@ -583,6 +763,8 @@
               <w:rPr>
                 <w:rFonts w:ascii="Arial" w:eastAsia="Arial" w:hAnsi="Arial" w:cs="Arial"/>
                 <w:b/>
+                <w:color w:val="000000"/>
+                <w:sz w:val="20"/>
               </w:rPr>
               <w:t>.</w:t>
             </w:r>
@@ -590,6 +772,8 @@
               <w:rPr>
                 <w:rFonts w:ascii="Arial" w:eastAsia="Arial" w:hAnsi="Arial" w:cs="Arial"/>
                 <w:b/>
+                <w:color w:val="000000"/>
+                <w:sz w:val="20"/>
               </w:rPr>
               <w:t xml:space="preserve"> KOD / </w:t>
             </w:r>
@@ -599,6 +783,8 @@
                 <w:bCs/>
                 <w:i/>
                 <w:iCs/>
+                <w:color w:val="000000"/>
+                <w:sz w:val="20"/>
               </w:rPr>
               <w:t>CODE N</w:t>
             </w:r>
@@ -608,6 +794,8 @@
                 <w:bCs/>
                 <w:i/>
                 <w:iCs/>
+                <w:color w:val="000000"/>
+                <w:sz w:val="20"/>
               </w:rPr>
               <w:t>O.</w:t>
             </w:r>
@@ -622,9 +810,20 @@
               <w:bottom w:val="single" w:sz="4" w:space="0" w:color="auto"/>
             </w:tcBorders>
             <w:vAlign w:val="center"/>
+            <w:tcMar>
+              <w:top w:w="57" w:type="dxa"/>
+              <w:left w:w="57" w:type="dxa"/>
+              <w:bottom w:w="57" w:type="dxa"/>
+              <w:right w:w="57" w:type="dxa"/>
+            </w:tcMar>
           </w:tcPr>
           <w:p>
             <w:r>
+              <w:rPr>
+                <w:rFonts w:ascii="Arial" w:hAnsi="Arial" w:cs="Arial"/>
+                <w:color w:val="000000"/>
+                <w:sz w:val="20"/>
+              </w:rPr>
               <w:t>IT-072-3:2012-C05/NP(1/6)</w:t>
             </w:r>
           </w:p>
@@ -639,9 +838,20 @@
               <w:right w:val="single" w:sz="4" w:space="0" w:color="auto"/>
             </w:tcBorders>
             <w:vAlign w:val="center"/>
+            <w:tcMar>
+              <w:top w:w="57" w:type="dxa"/>
+              <w:left w:w="57" w:type="dxa"/>
+              <w:bottom w:w="57" w:type="dxa"/>
+              <w:right w:w="57" w:type="dxa"/>
+            </w:tcMar>
           </w:tcPr>
           <w:p>
             <w:r>
+              <w:rPr>
+                <w:rFonts w:ascii="Arial" w:hAnsi="Arial" w:cs="Arial"/>
+                <w:color w:val="000000"/>
+                <w:sz w:val="20"/>
+              </w:rPr>
               <w:t>Muka Surat/Page:</w:t>
               <w:br/>
               <w:t>Drpd/ Of::</w:t>
@@ -658,9 +868,20 @@
               <w:right w:val="single" w:sz="4" w:space="0" w:color="auto"/>
             </w:tcBorders>
             <w:vAlign w:val="center"/>
+            <w:tcMar>
+              <w:top w:w="57" w:type="dxa"/>
+              <w:left w:w="57" w:type="dxa"/>
+              <w:bottom w:w="57" w:type="dxa"/>
+              <w:right w:w="57" w:type="dxa"/>
+            </w:tcMar>
           </w:tcPr>
           <w:p>
             <w:r>
+              <w:rPr>
+                <w:rFonts w:ascii="Arial" w:hAnsi="Arial" w:cs="Arial"/>
+                <w:color w:val="000000"/>
+                <w:sz w:val="20"/>
+              </w:rPr>
               <w:t>[TBD: no. muka surat]</w:t>
               <w:br/>
               <w:t>31</w:t>
@@ -670,115 +891,228 @@
       </w:tr>
     </w:tbl>
     <w:p>
+      <w:pPr>
+        <w:spacing w:before="120" w:after="120" w:line="276" w:lineRule="auto"/>
+        <w:jc w:val="left"/>
+      </w:pPr>
       <w:r>
         <w:rPr>
+          <w:rFonts w:ascii="Arial" w:hAnsi="Arial" w:cs="Arial"/>
           <w:b/>
+          <w:color w:val="000000"/>
+          <w:sz w:val="22"/>
         </w:rPr>
         <w:t>TAJUK:</w:t>
       </w:r>
     </w:p>
     <w:p>
+      <w:pPr>
+        <w:spacing w:line="276" w:lineRule="auto" w:after="120"/>
+        <w:jc w:val="left"/>
+      </w:pPr>
       <w:r>
+        <w:rPr>
+          <w:rFonts w:ascii="Arial" w:hAnsi="Arial" w:cs="Arial"/>
+          <w:color w:val="000000"/>
+          <w:sz w:val="22"/>
+        </w:rPr>
         <w:t>Import Edit-Decision-List (EDL): Daripada Offline ke Online Visual Editing</w:t>
       </w:r>
     </w:p>
     <w:p/>
     <w:p>
+      <w:pPr>
+        <w:spacing w:before="120" w:after="120" w:line="276" w:lineRule="auto"/>
+        <w:jc w:val="left"/>
+      </w:pPr>
       <w:r>
         <w:rPr>
+          <w:rFonts w:ascii="Arial" w:hAnsi="Arial" w:cs="Arial"/>
           <w:b/>
+          <w:color w:val="000000"/>
+          <w:sz w:val="22"/>
         </w:rPr>
         <w:t>TUJUAN:</w:t>
       </w:r>
     </w:p>
     <w:p>
+      <w:pPr>
+        <w:spacing w:line="276" w:lineRule="auto" w:after="120"/>
+        <w:jc w:val="left"/>
+      </w:pPr>
       <w:r>
+        <w:rPr>
+          <w:rFonts w:ascii="Arial" w:hAnsi="Arial" w:cs="Arial"/>
+          <w:color w:val="000000"/>
+          <w:sz w:val="22"/>
+        </w:rPr>
         <w:t>Nota Pembelajaran ini bertujuan untuk membolehkan Bakat memahami dan mengaplikasikan proses import Edit-Decision-List (EDL) daripada peringkat offline edit ke peringkat online edit. Selepas mempelajari nota ini, Bakat akan dapat: menentukan perisian dan perkakasan (software and hardware) mengikut keperluan projek; menyemak sequence timeline berdasarkan keperluan resolusi visual (visual resolution); menentukan footage resolusi tinggi (hi-res) mengikut keperluan projek; mengesahkan sequence timeline dan tempoh (duration) mengikut keperluan projek; dan mempersembahkan EDL yang telah diimport mengikut keperluan projek.</w:t>
       </w:r>
     </w:p>
     <w:p/>
     <w:p>
+      <w:pPr>
+        <w:spacing w:before="120" w:after="120" w:line="276" w:lineRule="auto"/>
+        <w:jc w:val="left"/>
+      </w:pPr>
       <w:r>
         <w:rPr>
+          <w:rFonts w:ascii="Arial" w:hAnsi="Arial" w:cs="Arial"/>
           <w:b/>
+          <w:color w:val="000000"/>
+          <w:sz w:val="22"/>
         </w:rPr>
         <w:t>PENERANGAN:</w:t>
       </w:r>
     </w:p>
     <w:p>
+      <w:pPr>
+        <w:spacing w:before="120" w:after="120" w:line="276" w:lineRule="auto"/>
+        <w:jc w:val="left"/>
+      </w:pPr>
       <w:r>
         <w:rPr>
+          <w:rFonts w:ascii="Arial" w:hAnsi="Arial" w:cs="Arial"/>
           <w:b/>
-          <w:sz w:val="36"/>
+          <w:color w:val="000000"/>
+          <w:sz w:val="24"/>
         </w:rPr>
         <w:t>Bab 1: Visual resolution i.e.: Negative cutting for online, Digitising HD tape for online, Reconnect AV clips (Tapeless)</w:t>
       </w:r>
     </w:p>
     <w:p>
+      <w:pPr>
+        <w:spacing w:before="120" w:after="120" w:line="276" w:lineRule="auto"/>
+        <w:jc w:val="left"/>
+      </w:pPr>
       <w:r>
         <w:rPr>
+          <w:rFonts w:ascii="Arial" w:hAnsi="Arial" w:cs="Arial"/>
           <w:b/>
-          <w:sz w:val="26"/>
+          <w:color w:val="000000"/>
+          <w:sz w:val="22"/>
         </w:rPr>
         <w:t>Objektif Pembelajaran</w:t>
       </w:r>
     </w:p>
     <w:p>
+      <w:pPr>
+        <w:spacing w:line="276" w:lineRule="auto" w:after="120"/>
+        <w:jc w:val="left"/>
+      </w:pPr>
       <w:r>
+        <w:rPr>
+          <w:rFonts w:ascii="Arial" w:hAnsi="Arial" w:cs="Arial"/>
+          <w:color w:val="000000"/>
+          <w:sz w:val="22"/>
+        </w:rPr>
         <w:t>Selepas mempelajari topik ini, pelatih dapat:</w:t>
       </w:r>
     </w:p>
     <w:p>
       <w:pPr>
         <w:pStyle w:val="ListParagraph"/>
+        <w:spacing w:line="276" w:lineRule="auto" w:after="40"/>
+        <w:ind w:left="357" w:hanging="357"/>
+        <w:jc w:val="left"/>
       </w:pPr>
       <w:r>
+        <w:rPr>
+          <w:rFonts w:ascii="Arial" w:hAnsi="Arial" w:cs="Arial"/>
+          <w:color w:val="000000"/>
+          <w:sz w:val="22"/>
+        </w:rPr>
         <w:t>• Mengenal pasti tiga kaedah mendapatkan visual hi-res semasa conform.</w:t>
       </w:r>
     </w:p>
     <w:p>
       <w:pPr>
         <w:pStyle w:val="ListParagraph"/>
+        <w:spacing w:line="276" w:lineRule="auto" w:after="40"/>
+        <w:ind w:left="357" w:hanging="357"/>
+        <w:jc w:val="left"/>
       </w:pPr>
       <w:r>
+        <w:rPr>
+          <w:rFonts w:ascii="Arial" w:hAnsi="Arial" w:cs="Arial"/>
+          <w:color w:val="000000"/>
+          <w:sz w:val="22"/>
+        </w:rPr>
         <w:t>• Menjelaskan perbezaan antara negative cutting, digitising HD tape, dan reconnect tapeless.</w:t>
       </w:r>
     </w:p>
     <w:p>
       <w:pPr>
         <w:pStyle w:val="ListParagraph"/>
+        <w:spacing w:line="276" w:lineRule="auto" w:after="40"/>
+        <w:ind w:left="357" w:hanging="357"/>
+        <w:jc w:val="left"/>
       </w:pPr>
       <w:r>
+        <w:rPr>
+          <w:rFonts w:ascii="Arial" w:hAnsi="Arial" w:cs="Arial"/>
+          <w:color w:val="000000"/>
+          <w:sz w:val="22"/>
+        </w:rPr>
         <w:t>• Menentukan kaedah yang sesuai berdasarkan format sumber projek.</w:t>
       </w:r>
     </w:p>
     <w:p>
       <w:pPr>
         <w:pStyle w:val="ListParagraph"/>
+        <w:spacing w:line="276" w:lineRule="auto" w:after="40"/>
+        <w:ind w:left="357" w:hanging="357"/>
+        <w:jc w:val="left"/>
       </w:pPr>
       <w:r>
+        <w:rPr>
+          <w:rFonts w:ascii="Arial" w:hAnsi="Arial" w:cs="Arial"/>
+          <w:color w:val="000000"/>
+          <w:sz w:val="22"/>
+        </w:rPr>
         <w:t>• Mengenal pasti perisian dan perkakasan (software and hardware) yang diperlukan untuk conform.</w:t>
       </w:r>
     </w:p>
     <w:p>
+      <w:pPr>
+        <w:spacing w:before="120" w:after="120" w:line="276" w:lineRule="auto"/>
+        <w:jc w:val="left"/>
+      </w:pPr>
       <w:r>
         <w:rPr>
+          <w:rFonts w:ascii="Arial" w:hAnsi="Arial" w:cs="Arial"/>
           <w:b/>
-          <w:sz w:val="26"/>
+          <w:color w:val="000000"/>
+          <w:sz w:val="22"/>
         </w:rPr>
         <w:t>1. Peringkat online visual editing dan peranan EDL</w:t>
       </w:r>
     </w:p>
     <w:p>
+      <w:pPr>
+        <w:spacing w:line="276" w:lineRule="auto" w:after="120"/>
+        <w:jc w:val="left"/>
+      </w:pPr>
       <w:r>
+        <w:rPr>
+          <w:rFonts w:ascii="Arial" w:hAnsi="Arial" w:cs="Arial"/>
+          <w:color w:val="000000"/>
+          <w:sz w:val="22"/>
+        </w:rPr>
         <w:t>Peringkat online visual editing bermula selepas offline edit disahkan (locked), apabila Edit-Decision-List (EDL) atau format setara (XML/AAF) digunakan untuk membawa keputusan cut dan dissolve daripada offline edit ke persekitaran resolusi tinggi.</w:t>
       </w:r>
     </w:p>
     <w:p>
+      <w:pPr>
+        <w:spacing w:before="120" w:after="120" w:line="276" w:lineRule="auto"/>
+        <w:jc w:val="left"/>
+      </w:pPr>
       <w:r>
         <w:rPr>
+          <w:rFonts w:ascii="Arial" w:hAnsi="Arial" w:cs="Arial"/>
           <w:b/>
-          <w:sz w:val="26"/>
+          <w:color w:val="000000"/>
+          <w:sz w:val="22"/>
         </w:rPr>
         <w:t>2. Tiga kaedah mendapatkan visual hi-res</w:t>
       </w:r>
@@ -787,6 +1121,7 @@
       <w:tblPr>
         <w:tblStyle w:val="TableGrid"/>
         <w:tblW w:type="auto" w:w="0"/>
+        <w:tblLayout w:type="autofit"/>
         <w:tblLook w:firstColumn="1" w:firstRow="1" w:lastColumn="0" w:lastRow="0" w:noHBand="0" w:noVBand="1" w:val="04A0"/>
       </w:tblPr>
       <w:tblGrid>
@@ -796,12 +1131,29 @@
         <w:gridCol w:w="2328"/>
       </w:tblGrid>
       <w:tr>
+        <w:trPr>
+          <w:tblHeader w:val="true"/>
+          <w:cantSplit w:val="true"/>
+        </w:trPr>
         <w:tc>
           <w:tcPr>
             <w:tcW w:type="dxa" w:w="2328"/>
+            <w:tcMar>
+              <w:top w:w="57" w:type="dxa"/>
+              <w:left w:w="57" w:type="dxa"/>
+              <w:bottom w:w="57" w:type="dxa"/>
+              <w:right w:w="57" w:type="dxa"/>
+            </w:tcMar>
+            <w:shd w:val="clear" w:color="auto" w:fill="D9D9D9"/>
           </w:tcPr>
           <w:p>
             <w:r>
+              <w:rPr>
+                <w:rFonts w:ascii="Arial" w:hAnsi="Arial" w:cs="Arial"/>
+                <w:b/>
+                <w:color w:val="000000"/>
+                <w:sz w:val="20"/>
+              </w:rPr>
               <w:t>Kaedah</w:t>
             </w:r>
           </w:p>
@@ -809,9 +1161,22 @@
         <w:tc>
           <w:tcPr>
             <w:tcW w:type="dxa" w:w="2328"/>
+            <w:tcMar>
+              <w:top w:w="57" w:type="dxa"/>
+              <w:left w:w="57" w:type="dxa"/>
+              <w:bottom w:w="57" w:type="dxa"/>
+              <w:right w:w="57" w:type="dxa"/>
+            </w:tcMar>
+            <w:shd w:val="clear" w:color="auto" w:fill="D9D9D9"/>
           </w:tcPr>
           <w:p>
             <w:r>
+              <w:rPr>
+                <w:rFonts w:ascii="Arial" w:hAnsi="Arial" w:cs="Arial"/>
+                <w:b/>
+                <w:color w:val="000000"/>
+                <w:sz w:val="20"/>
+              </w:rPr>
               <w:t>Sumber Media</w:t>
             </w:r>
           </w:p>
@@ -819,9 +1184,22 @@
         <w:tc>
           <w:tcPr>
             <w:tcW w:type="dxa" w:w="2328"/>
+            <w:tcMar>
+              <w:top w:w="57" w:type="dxa"/>
+              <w:left w:w="57" w:type="dxa"/>
+              <w:bottom w:w="57" w:type="dxa"/>
+              <w:right w:w="57" w:type="dxa"/>
+            </w:tcMar>
+            <w:shd w:val="clear" w:color="auto" w:fill="D9D9D9"/>
           </w:tcPr>
           <w:p>
             <w:r>
+              <w:rPr>
+                <w:rFonts w:ascii="Arial" w:hAnsi="Arial" w:cs="Arial"/>
+                <w:b/>
+                <w:color w:val="000000"/>
+                <w:sz w:val="20"/>
+              </w:rPr>
               <w:t>Ciri Utama</w:t>
             </w:r>
           </w:p>
@@ -829,21 +1207,48 @@
         <w:tc>
           <w:tcPr>
             <w:tcW w:type="dxa" w:w="2328"/>
+            <w:tcMar>
+              <w:top w:w="57" w:type="dxa"/>
+              <w:left w:w="57" w:type="dxa"/>
+              <w:bottom w:w="57" w:type="dxa"/>
+              <w:right w:w="57" w:type="dxa"/>
+            </w:tcMar>
+            <w:shd w:val="clear" w:color="auto" w:fill="D9D9D9"/>
           </w:tcPr>
           <w:p>
             <w:r>
+              <w:rPr>
+                <w:rFonts w:ascii="Arial" w:hAnsi="Arial" w:cs="Arial"/>
+                <w:b/>
+                <w:color w:val="000000"/>
+                <w:sz w:val="20"/>
+              </w:rPr>
               <w:t>Kesesuaian</w:t>
             </w:r>
           </w:p>
         </w:tc>
       </w:tr>
       <w:tr>
+        <w:trPr>
+          <w:cantSplit w:val="true"/>
+        </w:trPr>
         <w:tc>
           <w:tcPr>
             <w:tcW w:type="dxa" w:w="2328"/>
+            <w:tcMar>
+              <w:top w:w="57" w:type="dxa"/>
+              <w:left w:w="57" w:type="dxa"/>
+              <w:bottom w:w="57" w:type="dxa"/>
+              <w:right w:w="57" w:type="dxa"/>
+            </w:tcMar>
           </w:tcPr>
           <w:p>
             <w:r>
+              <w:rPr>
+                <w:rFonts w:ascii="Arial" w:hAnsi="Arial" w:cs="Arial"/>
+                <w:color w:val="000000"/>
+                <w:sz w:val="20"/>
+              </w:rPr>
               <w:t>Negative cutting for online</w:t>
             </w:r>
           </w:p>
@@ -851,9 +1256,20 @@
         <w:tc>
           <w:tcPr>
             <w:tcW w:type="dxa" w:w="2328"/>
+            <w:tcMar>
+              <w:top w:w="57" w:type="dxa"/>
+              <w:left w:w="57" w:type="dxa"/>
+              <w:bottom w:w="57" w:type="dxa"/>
+              <w:right w:w="57" w:type="dxa"/>
+            </w:tcMar>
           </w:tcPr>
           <w:p>
             <w:r>
+              <w:rPr>
+                <w:rFonts w:ascii="Arial" w:hAnsi="Arial" w:cs="Arial"/>
+                <w:color w:val="000000"/>
+                <w:sz w:val="20"/>
+              </w:rPr>
               <w:t>Filem negatif fizikal</w:t>
             </w:r>
           </w:p>
@@ -861,9 +1277,20 @@
         <w:tc>
           <w:tcPr>
             <w:tcW w:type="dxa" w:w="2328"/>
+            <w:tcMar>
+              <w:top w:w="57" w:type="dxa"/>
+              <w:left w:w="57" w:type="dxa"/>
+              <w:bottom w:w="57" w:type="dxa"/>
+              <w:right w:w="57" w:type="dxa"/>
+            </w:tcMar>
           </w:tcPr>
           <w:p>
             <w:r>
+              <w:rPr>
+                <w:rFonts w:ascii="Arial" w:hAnsi="Arial" w:cs="Arial"/>
+                <w:color w:val="000000"/>
+                <w:sz w:val="20"/>
+              </w:rPr>
               <w:t>Kaedah legasi era filem; filem dipotong mengikut EDL daripada telecine transfer</w:t>
             </w:r>
           </w:p>
@@ -871,21 +1298,46 @@
         <w:tc>
           <w:tcPr>
             <w:tcW w:type="dxa" w:w="2328"/>
+            <w:tcMar>
+              <w:top w:w="57" w:type="dxa"/>
+              <w:left w:w="57" w:type="dxa"/>
+              <w:bottom w:w="57" w:type="dxa"/>
+              <w:right w:w="57" w:type="dxa"/>
+            </w:tcMar>
           </w:tcPr>
           <w:p>
             <w:r>
+              <w:rPr>
+                <w:rFonts w:ascii="Arial" w:hAnsi="Arial" w:cs="Arial"/>
+                <w:color w:val="000000"/>
+                <w:sz w:val="20"/>
+              </w:rPr>
               <w:t>Projek filem legasi; asas istilah "conform"</w:t>
             </w:r>
           </w:p>
         </w:tc>
       </w:tr>
       <w:tr>
+        <w:trPr>
+          <w:cantSplit w:val="true"/>
+        </w:trPr>
         <w:tc>
           <w:tcPr>
             <w:tcW w:type="dxa" w:w="2328"/>
+            <w:tcMar>
+              <w:top w:w="57" w:type="dxa"/>
+              <w:left w:w="57" w:type="dxa"/>
+              <w:bottom w:w="57" w:type="dxa"/>
+              <w:right w:w="57" w:type="dxa"/>
+            </w:tcMar>
           </w:tcPr>
           <w:p>
             <w:r>
+              <w:rPr>
+                <w:rFonts w:ascii="Arial" w:hAnsi="Arial" w:cs="Arial"/>
+                <w:color w:val="000000"/>
+                <w:sz w:val="20"/>
+              </w:rPr>
               <w:t>Digitising HD tape for online</w:t>
             </w:r>
           </w:p>
@@ -893,9 +1345,20 @@
         <w:tc>
           <w:tcPr>
             <w:tcW w:type="dxa" w:w="2328"/>
+            <w:tcMar>
+              <w:top w:w="57" w:type="dxa"/>
+              <w:left w:w="57" w:type="dxa"/>
+              <w:bottom w:w="57" w:type="dxa"/>
+              <w:right w:w="57" w:type="dxa"/>
+            </w:tcMar>
           </w:tcPr>
           <w:p>
             <w:r>
+              <w:rPr>
+                <w:rFonts w:ascii="Arial" w:hAnsi="Arial" w:cs="Arial"/>
+                <w:color w:val="000000"/>
+                <w:sz w:val="20"/>
+              </w:rPr>
               <w:t>Tape HD (HDCAM, Digital Betacam)</w:t>
             </w:r>
           </w:p>
@@ -903,9 +1366,20 @@
         <w:tc>
           <w:tcPr>
             <w:tcW w:type="dxa" w:w="2328"/>
+            <w:tcMar>
+              <w:top w:w="57" w:type="dxa"/>
+              <w:left w:w="57" w:type="dxa"/>
+              <w:bottom w:w="57" w:type="dxa"/>
+              <w:right w:w="57" w:type="dxa"/>
+            </w:tcMar>
           </w:tcPr>
           <w:p>
             <w:r>
+              <w:rPr>
+                <w:rFonts w:ascii="Arial" w:hAnsi="Arial" w:cs="Arial"/>
+                <w:color w:val="000000"/>
+                <w:sz w:val="20"/>
+              </w:rPr>
               <w:t>Digitise semula bahagian diperlukan pada resolusi penuh berdasarkan timecode EDL</w:t>
             </w:r>
           </w:p>
@@ -913,21 +1387,46 @@
         <w:tc>
           <w:tcPr>
             <w:tcW w:type="dxa" w:w="2328"/>
+            <w:tcMar>
+              <w:top w:w="57" w:type="dxa"/>
+              <w:left w:w="57" w:type="dxa"/>
+              <w:bottom w:w="57" w:type="dxa"/>
+              <w:right w:w="57" w:type="dxa"/>
+            </w:tcMar>
           </w:tcPr>
           <w:p>
             <w:r>
+              <w:rPr>
+                <w:rFonts w:ascii="Arial" w:hAnsi="Arial" w:cs="Arial"/>
+                <w:color w:val="000000"/>
+                <w:sz w:val="20"/>
+              </w:rPr>
               <w:t>Projek tape-based</w:t>
             </w:r>
           </w:p>
         </w:tc>
       </w:tr>
       <w:tr>
+        <w:trPr>
+          <w:cantSplit w:val="true"/>
+        </w:trPr>
         <w:tc>
           <w:tcPr>
             <w:tcW w:type="dxa" w:w="2328"/>
+            <w:tcMar>
+              <w:top w:w="57" w:type="dxa"/>
+              <w:left w:w="57" w:type="dxa"/>
+              <w:bottom w:w="57" w:type="dxa"/>
+              <w:right w:w="57" w:type="dxa"/>
+            </w:tcMar>
           </w:tcPr>
           <w:p>
             <w:r>
+              <w:rPr>
+                <w:rFonts w:ascii="Arial" w:hAnsi="Arial" w:cs="Arial"/>
+                <w:color w:val="000000"/>
+                <w:sz w:val="20"/>
+              </w:rPr>
               <w:t>Reconnect AV clips (Tapeless)</w:t>
             </w:r>
           </w:p>
@@ -935,9 +1434,20 @@
         <w:tc>
           <w:tcPr>
             <w:tcW w:type="dxa" w:w="2328"/>
+            <w:tcMar>
+              <w:top w:w="57" w:type="dxa"/>
+              <w:left w:w="57" w:type="dxa"/>
+              <w:bottom w:w="57" w:type="dxa"/>
+              <w:right w:w="57" w:type="dxa"/>
+            </w:tcMar>
           </w:tcPr>
           <w:p>
             <w:r>
+              <w:rPr>
+                <w:rFonts w:ascii="Arial" w:hAnsi="Arial" w:cs="Arial"/>
+                <w:color w:val="000000"/>
+                <w:sz w:val="20"/>
+              </w:rPr>
               <w:t>Kad memori / SSD</w:t>
             </w:r>
           </w:p>
@@ -945,9 +1455,20 @@
         <w:tc>
           <w:tcPr>
             <w:tcW w:type="dxa" w:w="2328"/>
+            <w:tcMar>
+              <w:top w:w="57" w:type="dxa"/>
+              <w:left w:w="57" w:type="dxa"/>
+              <w:bottom w:w="57" w:type="dxa"/>
+              <w:right w:w="57" w:type="dxa"/>
+            </w:tcMar>
           </w:tcPr>
           <w:p>
             <w:r>
+              <w:rPr>
+                <w:rFonts w:ascii="Arial" w:hAnsi="Arial" w:cs="Arial"/>
+                <w:color w:val="000000"/>
+                <w:sz w:val="20"/>
+              </w:rPr>
               <w:t>"Reconnect"/"relink" proxy resolusi rendah dengan media asal hi-res guna metadata timecode/nama fail</w:t>
             </w:r>
           </w:p>
@@ -955,9 +1476,20 @@
         <w:tc>
           <w:tcPr>
             <w:tcW w:type="dxa" w:w="2328"/>
+            <w:tcMar>
+              <w:top w:w="57" w:type="dxa"/>
+              <w:left w:w="57" w:type="dxa"/>
+              <w:bottom w:w="57" w:type="dxa"/>
+              <w:right w:w="57" w:type="dxa"/>
+            </w:tcMar>
           </w:tcPr>
           <w:p>
             <w:r>
+              <w:rPr>
+                <w:rFonts w:ascii="Arial" w:hAnsi="Arial" w:cs="Arial"/>
+                <w:color w:val="000000"/>
+                <w:sz w:val="20"/>
+              </w:rPr>
               <w:t>Workflow tapeless moden</w:t>
             </w:r>
           </w:p>
@@ -965,283 +1497,570 @@
       </w:tr>
     </w:tbl>
     <w:p>
+      <w:pPr>
+        <w:spacing w:before="120" w:after="120" w:line="276" w:lineRule="auto"/>
+        <w:jc w:val="left"/>
+      </w:pPr>
       <w:r>
         <w:rPr>
+          <w:rFonts w:ascii="Arial" w:hAnsi="Arial" w:cs="Arial"/>
           <w:b/>
-          <w:sz w:val="26"/>
+          <w:color w:val="000000"/>
+          <w:sz w:val="22"/>
         </w:rPr>
         <w:t>3. Persediaan perisian dan perkakasan</w:t>
       </w:r>
     </w:p>
     <w:p>
+      <w:pPr>
+        <w:spacing w:line="276" w:lineRule="auto" w:after="120"/>
+        <w:jc w:val="left"/>
+      </w:pPr>
       <w:r>
+        <w:rPr>
+          <w:rFonts w:ascii="Arial" w:hAnsi="Arial" w:cs="Arial"/>
+          <w:color w:val="000000"/>
+          <w:sz w:val="22"/>
+        </w:rPr>
         <w:t>Editor mesti terlebih dahulu mengenal pasti perisian dan perkakasan (software and hardware) yang sesuai — contohnya NLE (Non-Linear Editor) yang menyokong import EDL/XML/AAF, storan berkelajuan tinggi untuk media resolusi penuh, dan alat conform khusus jika diperlukan. Kesilapan biasa pada peringkat ini ialah mengabaikan perbezaan frame rate atau codec antara proxy dan media asal, yang menyebabkan klip tidak sepadan (offline mismatch) semasa reconnect.</w:t>
       </w:r>
     </w:p>
     <w:p>
+      <w:pPr>
+        <w:spacing w:before="120" w:after="120" w:line="276" w:lineRule="auto"/>
+        <w:jc w:val="left"/>
+      </w:pPr>
       <w:r>
         <w:rPr>
+          <w:rFonts w:ascii="Arial" w:hAnsi="Arial" w:cs="Arial"/>
           <w:b/>
-          <w:sz w:val="26"/>
+          <w:color w:val="000000"/>
+          <w:sz w:val="22"/>
         </w:rPr>
         <w:t>4. Rumusan</w:t>
       </w:r>
     </w:p>
     <w:p>
+      <w:pPr>
+        <w:spacing w:line="276" w:lineRule="auto" w:after="120"/>
+        <w:jc w:val="left"/>
+      </w:pPr>
       <w:r>
+        <w:rPr>
+          <w:rFonts w:ascii="Arial" w:hAnsi="Arial" w:cs="Arial"/>
+          <w:color w:val="000000"/>
+          <w:sz w:val="22"/>
+        </w:rPr>
         <w:t>Pemilihan kaedah conform (negative cutting, digitising tape, atau reconnect tapeless) bergantung sepenuhnya kepada format sumber asal projek. Ketepatan mengenal pasti perisian/perkakasan yang betul di peringkat awal ini mengelakkan masalah offline mismatch di kemudian hari.</w:t>
       </w:r>
     </w:p>
     <w:p>
+      <w:pPr>
+        <w:spacing w:before="120" w:after="120" w:line="276" w:lineRule="auto"/>
+        <w:jc w:val="left"/>
+      </w:pPr>
       <w:r>
         <w:rPr>
+          <w:rFonts w:ascii="Arial" w:hAnsi="Arial" w:cs="Arial"/>
           <w:b/>
-          <w:sz w:val="36"/>
+          <w:color w:val="000000"/>
+          <w:sz w:val="24"/>
         </w:rPr>
         <w:t>Bab 2: Sequence timeline / time code</w:t>
       </w:r>
     </w:p>
     <w:p>
+      <w:pPr>
+        <w:spacing w:before="120" w:after="120" w:line="276" w:lineRule="auto"/>
+        <w:jc w:val="left"/>
+      </w:pPr>
       <w:r>
         <w:rPr>
+          <w:rFonts w:ascii="Arial" w:hAnsi="Arial" w:cs="Arial"/>
           <w:b/>
-          <w:sz w:val="26"/>
+          <w:color w:val="000000"/>
+          <w:sz w:val="22"/>
         </w:rPr>
         <w:t>Objektif Pembelajaran</w:t>
       </w:r>
     </w:p>
     <w:p>
+      <w:pPr>
+        <w:spacing w:line="276" w:lineRule="auto" w:after="120"/>
+        <w:jc w:val="left"/>
+      </w:pPr>
       <w:r>
+        <w:rPr>
+          <w:rFonts w:ascii="Arial" w:hAnsi="Arial" w:cs="Arial"/>
+          <w:color w:val="000000"/>
+          <w:sz w:val="22"/>
+        </w:rPr>
         <w:t>Selepas mempelajari topik ini, pelatih dapat:</w:t>
       </w:r>
     </w:p>
     <w:p>
       <w:pPr>
         <w:pStyle w:val="ListParagraph"/>
+        <w:spacing w:line="276" w:lineRule="auto" w:after="40"/>
+        <w:ind w:left="357" w:hanging="357"/>
+        <w:jc w:val="left"/>
       </w:pPr>
       <w:r>
+        <w:rPr>
+          <w:rFonts w:ascii="Arial" w:hAnsi="Arial" w:cs="Arial"/>
+          <w:color w:val="000000"/>
+          <w:sz w:val="22"/>
+        </w:rPr>
         <w:t>• Menjelaskan format dan fungsi timecode dalam EDL.</w:t>
       </w:r>
     </w:p>
     <w:p>
       <w:pPr>
         <w:pStyle w:val="ListParagraph"/>
+        <w:spacing w:line="276" w:lineRule="auto" w:after="40"/>
+        <w:ind w:left="357" w:hanging="357"/>
+        <w:jc w:val="left"/>
       </w:pPr>
       <w:r>
+        <w:rPr>
+          <w:rFonts w:ascii="Arial" w:hAnsi="Arial" w:cs="Arial"/>
+          <w:color w:val="000000"/>
+          <w:sz w:val="22"/>
+        </w:rPr>
         <w:t>• Membezakan drop frame dan non-drop frame timecode.</w:t>
       </w:r>
     </w:p>
     <w:p>
       <w:pPr>
         <w:pStyle w:val="ListParagraph"/>
+        <w:spacing w:line="276" w:lineRule="auto" w:after="40"/>
+        <w:ind w:left="357" w:hanging="357"/>
+        <w:jc w:val="left"/>
       </w:pPr>
       <w:r>
+        <w:rPr>
+          <w:rFonts w:ascii="Arial" w:hAnsi="Arial" w:cs="Arial"/>
+          <w:color w:val="000000"/>
+          <w:sz w:val="22"/>
+        </w:rPr>
         <w:t>• Menyemak sequence timeline berdasarkan keperluan resolusi visual.</w:t>
       </w:r>
     </w:p>
     <w:p>
       <w:pPr>
         <w:pStyle w:val="ListParagraph"/>
+        <w:spacing w:line="276" w:lineRule="auto" w:after="40"/>
+        <w:ind w:left="357" w:hanging="357"/>
+        <w:jc w:val="left"/>
       </w:pPr>
       <w:r>
+        <w:rPr>
+          <w:rFonts w:ascii="Arial" w:hAnsi="Arial" w:cs="Arial"/>
+          <w:color w:val="000000"/>
+          <w:sz w:val="22"/>
+        </w:rPr>
         <w:t>• Mengesahkan sequence timeline sepadan dengan susunan cut offline yang diluluskan.</w:t>
       </w:r>
     </w:p>
     <w:p>
+      <w:pPr>
+        <w:spacing w:before="120" w:after="120" w:line="276" w:lineRule="auto"/>
+        <w:jc w:val="left"/>
+      </w:pPr>
       <w:r>
         <w:rPr>
+          <w:rFonts w:ascii="Arial" w:hAnsi="Arial" w:cs="Arial"/>
           <w:b/>
-          <w:sz w:val="26"/>
+          <w:color w:val="000000"/>
+          <w:sz w:val="22"/>
         </w:rPr>
         <w:t>1. Definisi dan format timecode</w:t>
       </w:r>
     </w:p>
     <w:p>
+      <w:pPr>
+        <w:spacing w:line="276" w:lineRule="auto" w:after="120"/>
+        <w:jc w:val="left"/>
+      </w:pPr>
       <w:r>
+        <w:rPr>
+          <w:rFonts w:ascii="Arial" w:hAnsi="Arial" w:cs="Arial"/>
+          <w:color w:val="000000"/>
+          <w:sz w:val="22"/>
+        </w:rPr>
         <w:t>Timecode ialah label masa yang unik bagi setiap frame dalam rakaman video, biasanya dalam format Jam:Minit:Saat:Frame (contohnya 01:23:45:12). EDL menyenaraikan setiap cut dalam sequence sebagai pasangan timecode masuk (in-point) dan keluar (out-point) bagi setiap klip sumber, serta kedudukannya pada timeline sequence akhir (record timecode).</w:t>
       </w:r>
     </w:p>
     <w:p>
+      <w:pPr>
+        <w:spacing w:before="120" w:after="120" w:line="276" w:lineRule="auto"/>
+        <w:jc w:val="left"/>
+      </w:pPr>
       <w:r>
         <w:rPr>
+          <w:rFonts w:ascii="Arial" w:hAnsi="Arial" w:cs="Arial"/>
           <w:b/>
-          <w:sz w:val="26"/>
+          <w:color w:val="000000"/>
+          <w:sz w:val="22"/>
         </w:rPr>
         <w:t>2. Semakan semasa import EDL</w:t>
       </w:r>
     </w:p>
     <w:p>
+      <w:pPr>
+        <w:spacing w:line="276" w:lineRule="auto" w:after="120"/>
+        <w:jc w:val="left"/>
+      </w:pPr>
       <w:r>
+        <w:rPr>
+          <w:rFonts w:ascii="Arial" w:hAnsi="Arial" w:cs="Arial"/>
+          <w:color w:val="000000"/>
+          <w:sz w:val="22"/>
+        </w:rPr>
         <w:t>Semasa mengimport EDL ke dalam projek online, editor perlu:</w:t>
       </w:r>
     </w:p>
     <w:p>
       <w:pPr>
         <w:pStyle w:val="ListParagraph"/>
+        <w:spacing w:line="276" w:lineRule="auto" w:after="40"/>
+        <w:ind w:left="357" w:hanging="357"/>
+        <w:jc w:val="left"/>
       </w:pPr>
       <w:r>
+        <w:rPr>
+          <w:rFonts w:ascii="Arial" w:hAnsi="Arial" w:cs="Arial"/>
+          <w:color w:val="000000"/>
+          <w:sz w:val="22"/>
+        </w:rPr>
         <w:t>• Menyemak sama ada timecode sumber (source timecode) pada media resolusi penuh sepadan dengan timecode yang digunakan semasa offline edit.</w:t>
       </w:r>
     </w:p>
     <w:p>
       <w:pPr>
         <w:pStyle w:val="ListParagraph"/>
+        <w:spacing w:line="276" w:lineRule="auto" w:after="40"/>
+        <w:ind w:left="357" w:hanging="357"/>
+        <w:jc w:val="left"/>
       </w:pPr>
       <w:r>
+        <w:rPr>
+          <w:rFonts w:ascii="Arial" w:hAnsi="Arial" w:cs="Arial"/>
+          <w:color w:val="000000"/>
+          <w:sz w:val="22"/>
+        </w:rPr>
         <w:t>• Mengenal pasti sebarang "drop frame" berbanding "non-drop frame" timecode, kerana percanggahan ini boleh menyebabkan sequence tersasar beberapa frame selepas conform panjang.</w:t>
       </w:r>
     </w:p>
     <w:p>
       <w:pPr>
         <w:pStyle w:val="ListParagraph"/>
+        <w:spacing w:line="276" w:lineRule="auto" w:after="40"/>
+        <w:ind w:left="357" w:hanging="357"/>
+        <w:jc w:val="left"/>
       </w:pPr>
       <w:r>
+        <w:rPr>
+          <w:rFonts w:ascii="Arial" w:hAnsi="Arial" w:cs="Arial"/>
+          <w:color w:val="000000"/>
+          <w:sz w:val="22"/>
+        </w:rPr>
         <w:t>• Mengesahkan bahawa sequence timeline pada online project sepadan tepat dengan susunan cut yang telah diluluskan Director semasa offline.</w:t>
       </w:r>
     </w:p>
     <w:p>
+      <w:pPr>
+        <w:spacing w:before="120" w:after="120" w:line="276" w:lineRule="auto"/>
+        <w:jc w:val="left"/>
+      </w:pPr>
       <w:r>
         <w:rPr>
+          <w:rFonts w:ascii="Arial" w:hAnsi="Arial" w:cs="Arial"/>
           <w:b/>
-          <w:sz w:val="26"/>
+          <w:color w:val="000000"/>
+          <w:sz w:val="22"/>
         </w:rPr>
         <w:t>3. Contoh studio: kesan kesilapan timecode</w:t>
       </w:r>
     </w:p>
     <w:p>
+      <w:pPr>
+        <w:spacing w:line="276" w:lineRule="auto" w:after="120"/>
+        <w:jc w:val="left"/>
+      </w:pPr>
       <w:r>
+        <w:rPr>
+          <w:rFonts w:ascii="Arial" w:hAnsi="Arial" w:cs="Arial"/>
+          <w:color w:val="000000"/>
+          <w:sz w:val="22"/>
+        </w:rPr>
         <w:t>Dalam suite online sebenar, kesilapan satu frame sahaja pada timecode boleh menyebabkan audio dan visual tidak segerak (sync) selepas conform, terutamanya pada projek dengan banyak trek audio berasingan — editor perlu menjalankan semakan sync spot-check pada beberapa titik sepanjang sequence sebelum meneruskan kerja.</w:t>
       </w:r>
     </w:p>
     <w:p>
+      <w:pPr>
+        <w:spacing w:before="120" w:after="120" w:line="276" w:lineRule="auto"/>
+        <w:jc w:val="left"/>
+      </w:pPr>
       <w:r>
         <w:rPr>
+          <w:rFonts w:ascii="Arial" w:hAnsi="Arial" w:cs="Arial"/>
           <w:b/>
-          <w:sz w:val="26"/>
+          <w:color w:val="000000"/>
+          <w:sz w:val="22"/>
         </w:rPr>
         <w:t>4. Rumusan</w:t>
       </w:r>
     </w:p>
     <w:p>
+      <w:pPr>
+        <w:spacing w:line="276" w:lineRule="auto" w:after="120"/>
+        <w:jc w:val="left"/>
+      </w:pPr>
       <w:r>
+        <w:rPr>
+          <w:rFonts w:ascii="Arial" w:hAnsi="Arial" w:cs="Arial"/>
+          <w:color w:val="000000"/>
+          <w:sz w:val="22"/>
+        </w:rPr>
         <w:t>Ketepatan timecode — termasuk jenis drop/non-drop frame — adalah kritikal kepada kejayaan proses import EDL; sebarang percanggahan mesti dikesan dan diselaraskan sebelum sequence disahkan.</w:t>
       </w:r>
     </w:p>
     <w:p>
+      <w:pPr>
+        <w:spacing w:before="120" w:after="120" w:line="276" w:lineRule="auto"/>
+        <w:jc w:val="left"/>
+      </w:pPr>
       <w:r>
         <w:rPr>
+          <w:rFonts w:ascii="Arial" w:hAnsi="Arial" w:cs="Arial"/>
           <w:b/>
-          <w:sz w:val="36"/>
+          <w:color w:val="000000"/>
+          <w:sz w:val="24"/>
         </w:rPr>
         <w:t>Bab 3: Sequence duration</w:t>
       </w:r>
     </w:p>
     <w:p>
+      <w:pPr>
+        <w:spacing w:before="120" w:after="120" w:line="276" w:lineRule="auto"/>
+        <w:jc w:val="left"/>
+      </w:pPr>
       <w:r>
         <w:rPr>
+          <w:rFonts w:ascii="Arial" w:hAnsi="Arial" w:cs="Arial"/>
           <w:b/>
-          <w:sz w:val="26"/>
+          <w:color w:val="000000"/>
+          <w:sz w:val="22"/>
         </w:rPr>
         <w:t>Objektif Pembelajaran</w:t>
       </w:r>
     </w:p>
     <w:p>
+      <w:pPr>
+        <w:spacing w:line="276" w:lineRule="auto" w:after="120"/>
+        <w:jc w:val="left"/>
+      </w:pPr>
       <w:r>
+        <w:rPr>
+          <w:rFonts w:ascii="Arial" w:hAnsi="Arial" w:cs="Arial"/>
+          <w:color w:val="000000"/>
+          <w:sz w:val="22"/>
+        </w:rPr>
         <w:t>Selepas mempelajari topik ini, pelatih dapat:</w:t>
       </w:r>
     </w:p>
     <w:p>
       <w:pPr>
         <w:pStyle w:val="ListParagraph"/>
+        <w:spacing w:line="276" w:lineRule="auto" w:after="40"/>
+        <w:ind w:left="357" w:hanging="357"/>
+        <w:jc w:val="left"/>
       </w:pPr>
       <w:r>
+        <w:rPr>
+          <w:rFonts w:ascii="Arial" w:hAnsi="Arial" w:cs="Arial"/>
+          <w:color w:val="000000"/>
+          <w:sz w:val="22"/>
+        </w:rPr>
         <w:t>• Menentukan footage resolusi tinggi (hi-res) mengikut keperluan projek.</w:t>
       </w:r>
     </w:p>
     <w:p>
       <w:pPr>
         <w:pStyle w:val="ListParagraph"/>
+        <w:spacing w:line="276" w:lineRule="auto" w:after="40"/>
+        <w:ind w:left="357" w:hanging="357"/>
+        <w:jc w:val="left"/>
       </w:pPr>
       <w:r>
+        <w:rPr>
+          <w:rFonts w:ascii="Arial" w:hAnsi="Arial" w:cs="Arial"/>
+          <w:color w:val="000000"/>
+          <w:sz w:val="22"/>
+        </w:rPr>
         <w:t>• Mengesahkan sequence timeline dan tempoh (duration) mengikut keperluan projek.</w:t>
       </w:r>
     </w:p>
     <w:p>
       <w:pPr>
         <w:pStyle w:val="ListParagraph"/>
+        <w:spacing w:line="276" w:lineRule="auto" w:after="40"/>
+        <w:ind w:left="357" w:hanging="357"/>
+        <w:jc w:val="left"/>
       </w:pPr>
       <w:r>
+        <w:rPr>
+          <w:rFonts w:ascii="Arial" w:hAnsi="Arial" w:cs="Arial"/>
+          <w:color w:val="000000"/>
+          <w:sz w:val="22"/>
+        </w:rPr>
         <w:t>• Mengenal pasti gap atau overlap yang terhasil semasa reconnect.</w:t>
       </w:r>
     </w:p>
     <w:p>
       <w:pPr>
         <w:pStyle w:val="ListParagraph"/>
+        <w:spacing w:line="276" w:lineRule="auto" w:after="40"/>
+        <w:ind w:left="357" w:hanging="357"/>
+        <w:jc w:val="left"/>
       </w:pPr>
       <w:r>
+        <w:rPr>
+          <w:rFonts w:ascii="Arial" w:hAnsi="Arial" w:cs="Arial"/>
+          <w:color w:val="000000"/>
+          <w:sz w:val="22"/>
+        </w:rPr>
         <w:t>• Melakukan fine trimming untuk mengekalkan ketepatan tempoh sequence.</w:t>
       </w:r>
     </w:p>
     <w:p>
+      <w:pPr>
+        <w:spacing w:before="120" w:after="120" w:line="276" w:lineRule="auto"/>
+        <w:jc w:val="left"/>
+      </w:pPr>
       <w:r>
         <w:rPr>
+          <w:rFonts w:ascii="Arial" w:hAnsi="Arial" w:cs="Arial"/>
           <w:b/>
-          <w:sz w:val="26"/>
+          <w:color w:val="000000"/>
+          <w:sz w:val="22"/>
         </w:rPr>
         <w:t>1. Pengesahan tempoh keseluruhan</w:t>
       </w:r>
     </w:p>
     <w:p>
+      <w:pPr>
+        <w:spacing w:line="276" w:lineRule="auto" w:after="120"/>
+        <w:jc w:val="left"/>
+      </w:pPr>
       <w:r>
+        <w:rPr>
+          <w:rFonts w:ascii="Arial" w:hAnsi="Arial" w:cs="Arial"/>
+          <w:color w:val="000000"/>
+          <w:sz w:val="22"/>
+        </w:rPr>
         <w:t>Tempoh (duration) keseluruhan sequence online mestilah sepadan dengan tempoh offline edit yang telah disahkan oleh Director, kecuali terdapat perubahan yang dipersetujui secara rasmi. Langkah pengesahan tempoh termasuk membandingkan jumlah tempoh (total running time, TRT) sequence online dengan rekod tempoh offline dalam borang analisis projek (rujuk P01/P03), dan menyemak setiap segmen (contohnya per-scene atau per-reel bagi projek panjang) untuk mengesan sebarang gap atau overlap.</w:t>
       </w:r>
     </w:p>
     <w:p>
+      <w:pPr>
+        <w:spacing w:before="120" w:after="120" w:line="276" w:lineRule="auto"/>
+        <w:jc w:val="left"/>
+      </w:pPr>
       <w:r>
         <w:rPr>
+          <w:rFonts w:ascii="Arial" w:hAnsi="Arial" w:cs="Arial"/>
           <w:b/>
-          <w:sz w:val="26"/>
+          <w:color w:val="000000"/>
+          <w:sz w:val="22"/>
         </w:rPr>
         <w:t>2. Fine trimming</w:t>
       </w:r>
     </w:p>
     <w:p>
+      <w:pPr>
+        <w:spacing w:line="276" w:lineRule="auto" w:after="120"/>
+        <w:jc w:val="left"/>
+      </w:pPr>
       <w:r>
+        <w:rPr>
+          <w:rFonts w:ascii="Arial" w:hAnsi="Arial" w:cs="Arial"/>
+          <w:color w:val="000000"/>
+          <w:sz w:val="22"/>
+        </w:rPr>
         <w:t>Fine trimming — pelarasan kecil pada in/out point klip individu — memastikan transisi kekal lancar selepas media resolusi penuh digunakan, kerana kadangkala frame tambahan pada hujung klip proxy tiada pada media asal.</w:t>
       </w:r>
     </w:p>
     <w:p>
+      <w:pPr>
+        <w:spacing w:before="120" w:after="120" w:line="276" w:lineRule="auto"/>
+        <w:jc w:val="left"/>
+      </w:pPr>
       <w:r>
         <w:rPr>
+          <w:rFonts w:ascii="Arial" w:hAnsi="Arial" w:cs="Arial"/>
           <w:b/>
-          <w:sz w:val="26"/>
+          <w:color w:val="000000"/>
+          <w:sz w:val="22"/>
         </w:rPr>
         <w:t>3. Persembahan untuk pengesahan</w:t>
       </w:r>
     </w:p>
     <w:p>
+      <w:pPr>
+        <w:spacing w:line="276" w:lineRule="auto" w:after="120"/>
+        <w:jc w:val="left"/>
+      </w:pPr>
       <w:r>
+        <w:rPr>
+          <w:rFonts w:ascii="Arial" w:hAnsi="Arial" w:cs="Arial"/>
+          <w:color w:val="000000"/>
+          <w:sz w:val="22"/>
+        </w:rPr>
         <w:t>Selepas semua langkah di atas selesai, editor mempersembahkan EDL yang telah diimport dan sequence yang telah dikonform kepada penyelia untuk pengesahan sebelum meneruskan ke WA seterusnya (menambah elemen visual).</w:t>
       </w:r>
     </w:p>
     <w:p>
+      <w:pPr>
+        <w:spacing w:before="120" w:after="120" w:line="276" w:lineRule="auto"/>
+        <w:jc w:val="left"/>
+      </w:pPr>
       <w:r>
         <w:rPr>
+          <w:rFonts w:ascii="Arial" w:hAnsi="Arial" w:cs="Arial"/>
           <w:b/>
-          <w:sz w:val="26"/>
+          <w:color w:val="000000"/>
+          <w:sz w:val="22"/>
         </w:rPr>
         <w:t>4. Rumusan</w:t>
       </w:r>
     </w:p>
     <w:p>
+      <w:pPr>
+        <w:spacing w:line="276" w:lineRule="auto" w:after="120"/>
+        <w:jc w:val="left"/>
+      </w:pPr>
       <w:r>
+        <w:rPr>
+          <w:rFonts w:ascii="Arial" w:hAnsi="Arial" w:cs="Arial"/>
+          <w:color w:val="000000"/>
+          <w:sz w:val="22"/>
+        </w:rPr>
         <w:t>Pengesahan tempoh dan fine trimming memastikan sequence online kekal setia kepada offline edit yang diluluskan, sambil membetulkan sebarang percanggahan kecil yang timbul akibat perbezaan media proxy dan media asal.</w:t>
       </w:r>
     </w:p>
     <w:p>
+      <w:pPr>
+        <w:spacing w:before="120" w:after="120" w:line="276" w:lineRule="auto"/>
+        <w:jc w:val="left"/>
+      </w:pPr>
       <w:r>
         <w:rPr>
+          <w:rFonts w:ascii="Arial" w:hAnsi="Arial" w:cs="Arial"/>
           <w:b/>
+          <w:color w:val="000000"/>
+          <w:sz w:val="22"/>
         </w:rPr>
         <w:t>SOALAN:</w:t>
       </w:r>
@@ -1249,129 +2068,277 @@
     <w:p>
       <w:pPr>
         <w:pStyle w:val="ListParagraph"/>
+        <w:spacing w:line="276" w:lineRule="auto" w:after="40"/>
+        <w:ind w:left="357" w:hanging="357"/>
+        <w:jc w:val="left"/>
       </w:pPr>
       <w:r>
+        <w:rPr>
+          <w:rFonts w:ascii="Arial" w:hAnsi="Arial" w:cs="Arial"/>
+          <w:color w:val="000000"/>
+          <w:sz w:val="22"/>
+        </w:rPr>
         <w:t>• Soalan: Apakah perbezaan utama antara kaedah "Digitising HD tape for online" dan "Reconnect AV clips (Tapeless)"?</w:t>
       </w:r>
     </w:p>
     <w:p>
+      <w:pPr>
+        <w:spacing w:line="276" w:lineRule="auto" w:after="120"/>
+        <w:jc w:val="left"/>
+      </w:pPr>
       <w:r>
+        <w:rPr>
+          <w:rFonts w:ascii="Arial" w:hAnsi="Arial" w:cs="Arial"/>
+          <w:color w:val="000000"/>
+          <w:sz w:val="22"/>
+        </w:rPr>
         <w:t>Jawapan model: Digitising HD tape melibatkan penyalinan semula bahagian video daripada tape fizikal pada resolusi penuh berdasarkan timecode EDL; reconnect tapeless pula menggantikan klip proxy dalam timeline dengan fail media asal beresolusi penuh menggunakan metadata (timecode/nama fail) tanpa perlu proses capture semula daripada tape.</w:t>
       </w:r>
     </w:p>
     <w:p>
       <w:pPr>
         <w:pStyle w:val="ListParagraph"/>
+        <w:spacing w:line="276" w:lineRule="auto" w:after="40"/>
+        <w:ind w:left="357" w:hanging="357"/>
+        <w:jc w:val="left"/>
       </w:pPr>
       <w:r>
+        <w:rPr>
+          <w:rFonts w:ascii="Arial" w:hAnsi="Arial" w:cs="Arial"/>
+          <w:color w:val="000000"/>
+          <w:sz w:val="22"/>
+        </w:rPr>
         <w:t>• Soalan: Mengapakah pengesahan timecode (drop frame vs non-drop frame) penting semasa mengimport EDL?</w:t>
       </w:r>
     </w:p>
     <w:p>
+      <w:pPr>
+        <w:spacing w:line="276" w:lineRule="auto" w:after="120"/>
+        <w:jc w:val="left"/>
+      </w:pPr>
       <w:r>
+        <w:rPr>
+          <w:rFonts w:ascii="Arial" w:hAnsi="Arial" w:cs="Arial"/>
+          <w:color w:val="000000"/>
+          <w:sz w:val="22"/>
+        </w:rPr>
         <w:t>Jawapan model: Percanggahan jenis timecode boleh menyebabkan sequence tersasar beberapa frame, mengakibatkan audio dan visual tidak segerak selepas conform, terutamanya pada projek panjang dengan banyak trek.</w:t>
       </w:r>
     </w:p>
     <w:p>
       <w:pPr>
         <w:pStyle w:val="ListParagraph"/>
+        <w:spacing w:line="276" w:lineRule="auto" w:after="40"/>
+        <w:ind w:left="357" w:hanging="357"/>
+        <w:jc w:val="left"/>
       </w:pPr>
       <w:r>
+        <w:rPr>
+          <w:rFonts w:ascii="Arial" w:hAnsi="Arial" w:cs="Arial"/>
+          <w:color w:val="000000"/>
+          <w:sz w:val="22"/>
+        </w:rPr>
         <w:t>• Soalan: Kenapa fine trimming masih diperlukan selepas EDL diimport walaupun offline telah dikunci (locked)?</w:t>
       </w:r>
     </w:p>
     <w:p>
+      <w:pPr>
+        <w:spacing w:line="276" w:lineRule="auto" w:after="120"/>
+        <w:jc w:val="left"/>
+      </w:pPr>
       <w:r>
+        <w:rPr>
+          <w:rFonts w:ascii="Arial" w:hAnsi="Arial" w:cs="Arial"/>
+          <w:color w:val="000000"/>
+          <w:sz w:val="22"/>
+        </w:rPr>
         <w:t>Jawapan model: Media resolusi penuh mungkin mempunyai frame tambahan atau berbeza sedikit berbanding proxy yang digunakan semasa offline, jadi pelarasan kecil pada in/out point diperlukan untuk mengekalkan ketepatan transisi dan tempoh sequence.</w:t>
       </w:r>
     </w:p>
     <w:p>
+      <w:pPr>
+        <w:spacing w:before="120" w:after="120" w:line="276" w:lineRule="auto"/>
+        <w:jc w:val="left"/>
+      </w:pPr>
       <w:r>
         <w:rPr>
+          <w:rFonts w:ascii="Arial" w:hAnsi="Arial" w:cs="Arial"/>
           <w:b/>
+          <w:color w:val="000000"/>
+          <w:sz w:val="22"/>
         </w:rPr>
         <w:t>RUJUKAN:</w:t>
       </w:r>
     </w:p>
     <w:p>
+      <w:pPr>
+        <w:spacing w:line="276" w:lineRule="auto" w:after="120"/>
+        <w:jc w:val="left"/>
+      </w:pPr>
       <w:r>
+        <w:rPr>
+          <w:rFonts w:ascii="Arial" w:hAnsi="Arial" w:cs="Arial"/>
+          <w:color w:val="000000"/>
+          <w:sz w:val="22"/>
+        </w:rPr>
         <w:t>Rujukan CoCU (sama seperti §6.1 dalam 00-noss-extract.md):</w:t>
       </w:r>
     </w:p>
     <w:p>
       <w:pPr>
         <w:pStyle w:val="ListParagraph"/>
+        <w:spacing w:line="276" w:lineRule="auto" w:after="40"/>
+        <w:ind w:left="357" w:hanging="357"/>
+        <w:jc w:val="left"/>
       </w:pPr>
       <w:r>
+        <w:rPr>
+          <w:rFonts w:ascii="Arial" w:hAnsi="Arial" w:cs="Arial"/>
+          <w:color w:val="000000"/>
+          <w:sz w:val="22"/>
+        </w:rPr>
         <w:t>• Wells, P. (2007). *Digital video editing: A user's guide* (1st ed.). Crowood Press. ISBN 978-1861269522</w:t>
       </w:r>
     </w:p>
     <w:p>
       <w:pPr>
         <w:pStyle w:val="ListParagraph"/>
+        <w:spacing w:line="276" w:lineRule="auto" w:after="40"/>
+        <w:ind w:left="357" w:hanging="357"/>
+        <w:jc w:val="left"/>
       </w:pPr>
       <w:r>
+        <w:rPr>
+          <w:rFonts w:ascii="Arial" w:hAnsi="Arial" w:cs="Arial"/>
+          <w:color w:val="000000"/>
+          <w:sz w:val="22"/>
+        </w:rPr>
         <w:t>• Kauffmann, S., &amp; Kennedy, A. (2012). *Avid editing: A guide for beginning and intermediate users* (4th ed.). Focal Press. ISBN 978-0240818566</w:t>
       </w:r>
     </w:p>
     <w:p>
       <w:pPr>
         <w:pStyle w:val="ListParagraph"/>
+        <w:spacing w:line="276" w:lineRule="auto" w:after="40"/>
+        <w:ind w:left="357" w:hanging="357"/>
+        <w:jc w:val="left"/>
       </w:pPr>
       <w:r>
+        <w:rPr>
+          <w:rFonts w:ascii="Arial" w:hAnsi="Arial" w:cs="Arial"/>
+          <w:color w:val="000000"/>
+          <w:sz w:val="22"/>
+        </w:rPr>
         <w:t>• Dancyger, K. (2010). *The technique of film and video editing: History, theory, and practice* (5th ed.). Focal Press. ISBN 978-0240813974</w:t>
       </w:r>
     </w:p>
     <w:p>
       <w:pPr>
         <w:pStyle w:val="ListParagraph"/>
+        <w:spacing w:line="276" w:lineRule="auto" w:after="40"/>
+        <w:ind w:left="357" w:hanging="357"/>
+        <w:jc w:val="left"/>
       </w:pPr>
       <w:r>
+        <w:rPr>
+          <w:rFonts w:ascii="Arial" w:hAnsi="Arial" w:cs="Arial"/>
+          <w:color w:val="000000"/>
+          <w:sz w:val="22"/>
+        </w:rPr>
         <w:t>• Chandler, G. (2009). *Film editing: Great cuts every filmmaker and movie lover must know* (1st ed.). Michael Wiese Productions. ISBN 978-1932907629</w:t>
       </w:r>
     </w:p>
     <w:p>
       <w:pPr>
         <w:pStyle w:val="ListParagraph"/>
+        <w:spacing w:line="276" w:lineRule="auto" w:after="40"/>
+        <w:ind w:left="357" w:hanging="357"/>
+        <w:jc w:val="left"/>
       </w:pPr>
       <w:r>
+        <w:rPr>
+          <w:rFonts w:ascii="Arial" w:hAnsi="Arial" w:cs="Arial"/>
+          <w:color w:val="000000"/>
+          <w:sz w:val="22"/>
+        </w:rPr>
         <w:t>• Pearlman, K. (2009). *Cutting rhythms: Shaping the film edit* (1st ed.). Focal Press. ISBN 978-0240810140</w:t>
       </w:r>
     </w:p>
     <w:p>
       <w:pPr>
         <w:pStyle w:val="ListParagraph"/>
+        <w:spacing w:line="276" w:lineRule="auto" w:after="40"/>
+        <w:ind w:left="357" w:hanging="357"/>
+        <w:jc w:val="left"/>
       </w:pPr>
       <w:r>
+        <w:rPr>
+          <w:rFonts w:ascii="Arial" w:hAnsi="Arial" w:cs="Arial"/>
+          <w:color w:val="000000"/>
+          <w:sz w:val="22"/>
+        </w:rPr>
         <w:t>• Coleman, L., &amp; Friedberg, D. (2010). *Make the cut: A guide to becoming a successful assistant editor in film and TV* (1st ed.). Focal Press. ISBN 978-0240813981</w:t>
       </w:r>
     </w:p>
     <w:p>
       <w:pPr>
         <w:pStyle w:val="ListParagraph"/>
+        <w:spacing w:line="276" w:lineRule="auto" w:after="40"/>
+        <w:ind w:left="357" w:hanging="357"/>
+        <w:jc w:val="left"/>
       </w:pPr>
       <w:r>
+        <w:rPr>
+          <w:rFonts w:ascii="Arial" w:hAnsi="Arial" w:cs="Arial"/>
+          <w:color w:val="000000"/>
+          <w:sz w:val="22"/>
+        </w:rPr>
         <w:t>• Rosenberg, J. (2010). *The healthy edit: Creative editing techniques for perfecting your movie* (1st ed.). Focal Press. ISBN 978-0240814469</w:t>
       </w:r>
     </w:p>
     <w:p>
+      <w:pPr>
+        <w:spacing w:line="276" w:lineRule="auto" w:after="120"/>
+        <w:jc w:val="left"/>
+      </w:pPr>
       <w:r>
+        <w:rPr>
+          <w:rFonts w:ascii="Arial" w:hAnsi="Arial" w:cs="Arial"/>
+          <w:color w:val="000000"/>
+          <w:sz w:val="22"/>
+        </w:rPr>
         <w:t>Rujukan tambahan:</w:t>
       </w:r>
     </w:p>
     <w:p>
       <w:pPr>
         <w:pStyle w:val="ListParagraph"/>
+        <w:spacing w:line="276" w:lineRule="auto" w:after="40"/>
+        <w:ind w:left="357" w:hanging="357"/>
+        <w:jc w:val="left"/>
       </w:pPr>
       <w:r>
+        <w:rPr>
+          <w:rFonts w:ascii="Arial" w:hAnsi="Arial" w:cs="Arial"/>
+          <w:color w:val="000000"/>
+          <w:sz w:val="22"/>
+        </w:rPr>
         <w:t>• Ohanian, T. A., &amp; Phillips, M. E. (2013). *Digital filmmaking: The changing art and craft of making motion pictures* (2nd ed.). Focal Press.</w:t>
       </w:r>
     </w:p>
     <w:p>
       <w:pPr>
         <w:pStyle w:val="ListParagraph"/>
+        <w:spacing w:line="276" w:lineRule="auto" w:after="40"/>
+        <w:ind w:left="357" w:hanging="357"/>
+        <w:jc w:val="left"/>
       </w:pPr>
       <w:r>
+        <w:rPr>
+          <w:rFonts w:ascii="Arial" w:hAnsi="Arial" w:cs="Arial"/>
+          <w:color w:val="000000"/>
+          <w:sz w:val="22"/>
+        </w:rPr>
         <w:t>• Rubin, M. (2000). *Nonlinear: A guide to digital film and video editing* (4th ed.). Triad Publishing.</w:t>
       </w:r>
     </w:p>

--- a/video-film-editing/output/05 3.3b Nota Pembelajaran (Kertas Penerangan)/CU C01-C05/3.3b-21 Nota Pembelajaran C05-W01 Import Edit-Decision-List (EDL) (IT-072).docx
+++ b/video-film-editing/output/05 3.3b Nota Pembelajaran (Kertas Penerangan)/CU C01-C05/3.3b-21 Nota Pembelajaran C05-W01 Import Edit-Decision-List (EDL) (IT-072).docx
@@ -737,7 +737,7 @@
                 <w:color w:val="000000"/>
                 <w:sz w:val="20"/>
               </w:rPr>
-              <w:t>W01 / W01 — Import Edit-Decision-List (EDL)</w:t>
+              <w:t>W01 / Import Edit-Decision-List (EDL)</w:t>
             </w:r>
           </w:p>
           <w:p>
@@ -751,7 +751,7 @@
                 <w:color w:val="000000"/>
                 <w:sz w:val="20"/>
               </w:rPr>
-              <w:t>W02 / W02 — Apply visual elements to editing sequences</w:t>
+              <w:t>W02 / Apply visual elements to editing sequences</w:t>
             </w:r>
           </w:p>
           <w:p>
@@ -765,7 +765,7 @@
                 <w:color w:val="000000"/>
                 <w:sz w:val="20"/>
               </w:rPr>
-              <w:t>W03 / W03 — Apply titling to editing sequences</w:t>
+              <w:t>W03 / Apply titling to editing sequences</w:t>
             </w:r>
           </w:p>
           <w:p>
@@ -779,7 +779,7 @@
                 <w:color w:val="000000"/>
                 <w:sz w:val="20"/>
               </w:rPr>
-              <w:t>W04 / W04 — Perform colour correction</w:t>
+              <w:t>W04 / Perform colour correction</w:t>
             </w:r>
           </w:p>
           <w:p>
@@ -793,7 +793,7 @@
                 <w:color w:val="000000"/>
                 <w:sz w:val="20"/>
               </w:rPr>
-              <w:t>W05 / W05 — Apply balanced audio to editing sequence</w:t>
+              <w:t>W05 / Apply balanced audio to editing sequence</w:t>
             </w:r>
           </w:p>
           <w:p>
@@ -807,7 +807,7 @@
                 <w:color w:val="000000"/>
                 <w:sz w:val="20"/>
               </w:rPr>
-              <w:t>W06 / W06 — Perform final online submission</w:t>
+              <w:t>W06 / Perform final online submission</w:t>
             </w:r>
           </w:p>
         </w:tc>
